--- a/downloads/student/ai-1-week-21.docx
+++ b/downloads/student/ai-1-week-21.docx
@@ -1924,6 +1924,16 @@
       </w:r>
     </w:p>
     <w:p>
+      <w:r>
+        <w:t>Read the labelled picture: Which repairs are evidence-backed in the original case, and which row must remain unknown?</w:t>
+      </w:r>
+    </w:p>
+    <w:p>
+      <w:r>
+        <w:t>Change one thing: The source log gives B only as bare 200 with no unit. Predict the result before checking the explanation. What remains the same?</w:t>
+      </w:r>
+    </w:p>
+    <w:p>
       <w:pPr>
         <w:pStyle w:val="Heading1"/>
       </w:pPr>
@@ -3677,6 +3687,187 @@
     <w:p>
       <w:r>
         <w:t>Attempt the independent case before hints. Record whether you worked alone, used a hint or followed a model. After feedback, fix the first unsupported step and explain why it changed. A later check uses a changed case, not a copied answer.</w:t>
+      </w:r>
+    </w:p>
+    <w:p>
+      <w:pPr>
+        <w:pStyle w:val="Heading1"/>
+      </w:pPr>
+      <w:r>
+        <w:t>15. Your lesson route</w:t>
+      </w:r>
+    </w:p>
+    <w:p>
+      <w:r>
+        <w:t>Start with this question: A fictional toy-car distance table needs cleaning before use.</w:t>
+      </w:r>
+    </w:p>
+    <w:tbl>
+      <w:tblPr>
+        <w:tblStyle w:val="LightShading-Accent1"/>
+        <w:tblW w:type="auto" w:w="0"/>
+        <w:tblLook w:firstColumn="1" w:firstRow="1" w:lastColumn="0" w:lastRow="0" w:noHBand="0" w:noVBand="1" w:val="04A0"/>
+      </w:tblPr>
+      <w:tblGrid>
+        <w:gridCol w:w="5112"/>
+        <w:gridCol w:w="5112"/>
+      </w:tblGrid>
+      <w:tr>
+        <w:trPr>
+          <w:tblHeader/>
+        </w:trPr>
+        <w:tc>
+          <w:tcPr>
+            <w:tcW w:type="dxa" w:w="5112"/>
+          </w:tcPr>
+          <w:p>
+            <w:r>
+              <w:t>By the end, I can</w:t>
+            </w:r>
+          </w:p>
+        </w:tc>
+        <w:tc>
+          <w:tcPr>
+            <w:tcW w:type="dxa" w:w="5112"/>
+          </w:tcPr>
+          <w:p>
+            <w:r>
+              <w:t>How I will show it</w:t>
+            </w:r>
+          </w:p>
+        </w:tc>
+      </w:tr>
+      <w:tr>
+        <w:tc>
+          <w:tcPr>
+            <w:tcW w:type="dxa" w:w="5112"/>
+          </w:tcPr>
+          <w:p>
+            <w:r>
+              <w:t>Check records against a stated format, unit and meaning before using them</w:t>
+            </w:r>
+          </w:p>
+        </w:tc>
+        <w:tc>
+          <w:tcPr>
+            <w:tcW w:type="dxa" w:w="5112"/>
+          </w:tcPr>
+          <w:p>
+            <w:r>
+              <w:t>Explain the deciding step, show a trace or test, and state one limit.</w:t>
+            </w:r>
+          </w:p>
+        </w:tc>
+      </w:tr>
+      <w:tr>
+        <w:tc>
+          <w:tcPr>
+            <w:tcW w:type="dxa" w:w="5112"/>
+          </w:tcPr>
+          <w:p>
+            <w:r>
+              <w:t>Distinguish an evidence-based correction from an unsupported guess</w:t>
+            </w:r>
+          </w:p>
+        </w:tc>
+        <w:tc>
+          <w:tcPr>
+            <w:tcW w:type="dxa" w:w="5112"/>
+          </w:tcPr>
+          <w:p>
+            <w:r>
+              <w:t>Explain the deciding step, show a trace or test, and state one limit.</w:t>
+            </w:r>
+          </w:p>
+        </w:tc>
+      </w:tr>
+      <w:tr>
+        <w:tc>
+          <w:tcPr>
+            <w:tcW w:type="dxa" w:w="5112"/>
+          </w:tcPr>
+          <w:p>
+            <w:r>
+              <w:t>Keep original values and a change log, then report what remains unresolved</w:t>
+            </w:r>
+          </w:p>
+        </w:tc>
+        <w:tc>
+          <w:tcPr>
+            <w:tcW w:type="dxa" w:w="5112"/>
+          </w:tcPr>
+          <w:p>
+            <w:r>
+              <w:t>Explain the deciding step, show a trace or test, and state one limit.</w:t>
+            </w:r>
+          </w:p>
+        </w:tc>
+      </w:tr>
+    </w:tbl>
+    <w:p>
+      <w:r>
+        <w:t>Remember → watch and explain → try with help → investigate → try independently → keep project evidence. Your teacher may spread this lesson across several classes.</w:t>
+      </w:r>
+    </w:p>
+    <w:p>
+      <w:r>
+        <w:t>Keep your first prediction. Compare it with what the evidence shows and explain any change.</w:t>
+      </w:r>
+    </w:p>
+    <w:p>
+      <w:pPr>
+        <w:pStyle w:val="Heading1"/>
+      </w:pPr>
+      <w:r>
+        <w:t>16. Finish and return</w:t>
+      </w:r>
+    </w:p>
+    <w:p>
+      <w:r>
+        <w:t>Close your notes. Explain this goal in your own words: Check records against a stated format, unit and meaning before using them</w:t>
+      </w:r>
+    </w:p>
+    <w:p>
+      <w:pPr>
+        <w:pStyle w:val="Heading3"/>
+      </w:pPr>
+      <w:r>
+        <w:t>My deciding step, evidence and one remaining question</w:t>
+      </w:r>
+    </w:p>
+    <w:p>
+      <w:r>
+        <w:t>________________________________________________________________</w:t>
+      </w:r>
+    </w:p>
+    <w:p>
+      <w:r>
+        <w:t>________________________________________________________________</w:t>
+      </w:r>
+    </w:p>
+    <w:p>
+      <w:r>
+        <w:t>________________________________________________________________</w:t>
+      </w:r>
+    </w:p>
+    <w:p>
+      <w:r>
+        <w:t>________________________________________________________________</w:t>
+      </w:r>
+    </w:p>
+    <w:p>
+      <w:r>
+        <w:t>________________________________________________________________</w:t>
+      </w:r>
+    </w:p>
+    <w:p>
+      <w:r>
+        <w:t>If you are unsure, return to the worked picture and explain one arrow. If you are ready, change an input or assumption and justify your prediction.</w:t>
+      </w:r>
+    </w:p>
+    <w:p>
+      <w:r>
+        <w:t>Save your workbook evidence. At the next review, try a different case before opening your old answer.</w:t>
       </w:r>
     </w:p>
     <w:sectPr>

--- a/downloads/student/ai-1-week-21.docx
+++ b/downloads/student/ai-1-week-21.docx
@@ -3868,6 +3868,207 @@
     <w:p>
       <w:r>
         <w:t>Save your workbook evidence. At the next review, try a different case before opening your old answer.</w:t>
+      </w:r>
+    </w:p>
+    <w:p>
+      <w:pPr>
+        <w:pStyle w:val="Heading1"/>
+      </w:pPr>
+      <w:r>
+        <w:t>17. Supported practice, repair and portfolio</w:t>
+      </w:r>
+    </w:p>
+    <w:p>
+      <w:r>
+        <w:t>Use this supported practice once, in the browser or on paper. Keep the reserved independent assessment for a separate first attempt before teacher feedback.</w:t>
+      </w:r>
+    </w:p>
+    <w:p>
+      <w:r>
+        <w:t>A fictional toy-car distance table needs cleaning before use.</w:t>
+      </w:r>
+    </w:p>
+    <w:p>
+      <w:pPr>
+        <w:pStyle w:val="Heading3"/>
+      </w:pPr>
+      <w:r>
+        <w:t>Practice 1: explain the deciding evidence</w:t>
+      </w:r>
+    </w:p>
+    <w:p>
+      <w:r>
+        <w:t>Which labelled step matches this detail? Usable unique rows: A=0 cm, B=20 cm; retain a separate change log.</w:t>
+      </w:r>
+    </w:p>
+    <w:p>
+      <w:r>
+        <w:t>1. Clean record</w:t>
+      </w:r>
+    </w:p>
+    <w:p>
+      <w:r>
+        <w:t>2. Evidence repair</w:t>
+      </w:r>
+    </w:p>
+    <w:p>
+      <w:r>
+        <w:t>3. Keep unknown</w:t>
+      </w:r>
+    </w:p>
+    <w:p>
+      <w:r>
+        <w:t>4. Validate rows</w:t>
+      </w:r>
+    </w:p>
+    <w:p>
+      <w:pPr>
+        <w:pStyle w:val="Heading3"/>
+      </w:pPr>
+      <w:r>
+        <w:t>My selected conclusion, deciding fact and explanation</w:t>
+      </w:r>
+    </w:p>
+    <w:p>
+      <w:r>
+        <w:t>________________________________________________________________</w:t>
+      </w:r>
+    </w:p>
+    <w:p>
+      <w:r>
+        <w:t>________________________________________________________________</w:t>
+      </w:r>
+    </w:p>
+    <w:p>
+      <w:r>
+        <w:t>________________________________________________________________</w:t>
+      </w:r>
+    </w:p>
+    <w:p>
+      <w:r>
+        <w:t>________________________________________________________________</w:t>
+      </w:r>
+    </w:p>
+    <w:p>
+      <w:r>
+        <w:t>________________________________________________________________</w:t>
+      </w:r>
+    </w:p>
+    <w:p>
+      <w:r>
+        <w:t>Hint if needed: Read the steps in the pictorial case. Match the supplied detail to the stage that performs or records it.</w:t>
+      </w:r>
+    </w:p>
+    <w:p>
+      <w:r>
+        <w:t>After your attempt, compare with the supported explanation: Clean record Usable unique rows: A=0 cm, B=20 cm; retain a separate change log. Cleaning is not permission to make inconvenient values plausible. The source log supports a unit conversion and removal of a duplicate copy. Zero means a measured zero distance; blank means no supplied measurement. Keep the raw table and explain every change so someone can reconstruct what happened.</w:t>
+      </w:r>
+    </w:p>
+    <w:p>
+      <w:pPr>
+        <w:pStyle w:val="Heading3"/>
+      </w:pPr>
+      <w:r>
+        <w:t>Practice 2: explain the deciding evidence</w:t>
+      </w:r>
+    </w:p>
+    <w:p>
+      <w:r>
+        <w:t>Changed-case practice: The source log gives B only as bare 200 with no unit. Which conclusion is supported by the supplied facts?</w:t>
+      </w:r>
+    </w:p>
+    <w:p>
+      <w:r>
+        <w:t>1. B remains unresolved rather than becoming 20 cm.</w:t>
+      </w:r>
+    </w:p>
+    <w:p>
+      <w:r>
+        <w:t>2. We can decide the result without examining the changed input or the procedure.</w:t>
+      </w:r>
+    </w:p>
+    <w:p>
+      <w:r>
+        <w:t>3. This one example guarantees correct results for every future input.</w:t>
+      </w:r>
+    </w:p>
+    <w:p>
+      <w:pPr>
+        <w:pStyle w:val="Heading3"/>
+      </w:pPr>
+      <w:r>
+        <w:t>My selected conclusion, deciding fact and explanation</w:t>
+      </w:r>
+    </w:p>
+    <w:p>
+      <w:r>
+        <w:t>________________________________________________________________</w:t>
+      </w:r>
+    </w:p>
+    <w:p>
+      <w:r>
+        <w:t>________________________________________________________________</w:t>
+      </w:r>
+    </w:p>
+    <w:p>
+      <w:r>
+        <w:t>________________________________________________________________</w:t>
+      </w:r>
+    </w:p>
+    <w:p>
+      <w:r>
+        <w:t>________________________________________________________________</w:t>
+      </w:r>
+    </w:p>
+    <w:p>
+      <w:r>
+        <w:t>________________________________________________________________</w:t>
+      </w:r>
+    </w:p>
+    <w:p>
+      <w:r>
+        <w:t>Hint if needed: Use the changed condition and the deciding step in the pictorial trace. The answer must say what follows from those facts.</w:t>
+      </w:r>
+    </w:p>
+    <w:p>
+      <w:r>
+        <w:t>After your attempt, compare with the supported explanation: B remains unresolved rather than becoming 20 cm. Without a confirmed unit, division by 10 would be an unsupported assumption.</w:t>
+      </w:r>
+    </w:p>
+    <w:p>
+      <w:pPr>
+        <w:pStyle w:val="Heading3"/>
+      </w:pPr>
+      <w:r>
+        <w:t>Repair a missing building block</w:t>
+      </w:r>
+    </w:p>
+    <w:p>
+      <w:r>
+        <w:t>Review Recommendations (ai-1/20). Goal: Apply eligibility requirements before ranking candidates by preferences. Short practice: Why does the recommendation change without changing anyone’s preferences?. Return to this week and explain what you changed.</w:t>
+      </w:r>
+    </w:p>
+    <w:p>
+      <w:r>
+        <w:t>Review Confidence Is Not Correctness (ai-1/18). Goal: Distinguish a confidence claim from evidence that a prediction was correct. Short practice: Was the unknown label guaranteed correct because its confidence was 80%?. Return to this week and explain what you changed.</w:t>
+      </w:r>
+    </w:p>
+    <w:p>
+      <w:r>
+        <w:t>Review Save New Examples for Testing (ai-1/15). Goal: Separate examples used to choose a model from examples reserved for its final evaluation. Short practice: Does 4/4 on the replay replace the original 3/4 result? Explain.. Return to this week and explain what you changed.</w:t>
+      </w:r>
+    </w:p>
+    <w:p>
+      <w:pPr>
+        <w:pStyle w:val="Heading3"/>
+      </w:pPr>
+      <w:r>
+        <w:t>Keep your completed work</w:t>
+      </w:r>
+    </w:p>
+    <w:p>
+      <w:r>
+        <w:t>Use Download completed work in the hosted lesson to export your answers, reflections, practice feedback and code-run evidence. Open the HTML copy to read or print it. Drafts stay in this browser when storage is available; clear drafts on a shared device.</w:t>
       </w:r>
     </w:p>
     <w:sectPr>

--- a/downloads/student/ai-1-week-21.docx
+++ b/downloads/student/ai-1-week-21.docx
@@ -42,6 +42,11 @@
       </w:r>
     </w:p>
     <w:p>
+      <w:r>
+        <w:t>Start with the target: Check records against a stated format, unit and meaning before using them. Try the recall before opening notes.</w:t>
+      </w:r>
+    </w:p>
+    <w:p>
       <w:pPr>
         <w:pStyle w:val="Heading3"/>
       </w:pPr>
@@ -50,18 +55,72 @@
       </w:r>
     </w:p>
     <w:p>
-      <w:r>
+      <w:pPr>
+        <w:spacing w:line="336" w:lineRule="auto" w:after="180"/>
+      </w:pPr>
+      <w:r>
+        <w:rPr>
+          <w:b w:val="0"/>
+        </w:rPr>
         <w:t>I can check records against a stated format, unit and meaning before using them.</w:t>
       </w:r>
     </w:p>
     <w:p>
-      <w:r>
-        <w:t>I can distinguish an evidence-based correction from an unsupported guess.</w:t>
-      </w:r>
-    </w:p>
-    <w:p>
-      <w:r>
-        <w:t>I can keep original values and a change log, then report what remains unresolved.</w:t>
+      <w:pPr>
+        <w:spacing w:line="336" w:lineRule="auto" w:after="180"/>
+      </w:pPr>
+      <w:r>
+        <w:rPr>
+          <w:b w:val="0"/>
+        </w:rPr>
+        <w:t xml:space="preserve">I can distinguish an </w:t>
+      </w:r>
+      <w:r>
+        <w:rPr>
+          <w:b/>
+        </w:rPr>
+        <w:t>evidence</w:t>
+      </w:r>
+      <w:r>
+        <w:rPr>
+          <w:b w:val="0"/>
+        </w:rPr>
+        <w:t xml:space="preserve">-based </w:t>
+      </w:r>
+      <w:r>
+        <w:rPr>
+          <w:b/>
+        </w:rPr>
+        <w:t>correction</w:t>
+      </w:r>
+      <w:r>
+        <w:rPr>
+          <w:b w:val="0"/>
+        </w:rPr>
+        <w:t xml:space="preserve"> from an unsupported guess.</w:t>
+      </w:r>
+    </w:p>
+    <w:p>
+      <w:pPr>
+        <w:spacing w:line="336" w:lineRule="auto" w:after="180"/>
+      </w:pPr>
+      <w:r>
+        <w:rPr>
+          <w:b w:val="0"/>
+        </w:rPr>
+        <w:t xml:space="preserve">I can keep original values and a </w:t>
+      </w:r>
+      <w:r>
+        <w:rPr>
+          <w:b/>
+        </w:rPr>
+        <w:t>change log</w:t>
+      </w:r>
+      <w:r>
+        <w:rPr>
+          <w:b w:val="0"/>
+        </w:rPr>
+        <w:t>, then report what remains unresolved.</w:t>
       </w:r>
     </w:p>
     <w:p>
@@ -73,33 +132,123 @@
       </w:r>
     </w:p>
     <w:p>
-      <w:r>
+      <w:pPr>
+        <w:spacing w:line="336" w:lineRule="auto" w:after="180"/>
+      </w:pPr>
+      <w:r>
+        <w:rPr>
+          <w:b w:val="0"/>
+        </w:rPr>
         <w:t>Close your notes first. A rough first answer helps us choose the right starting point; it is not a score for your ability.</w:t>
       </w:r>
     </w:p>
     <w:p>
-      <w:r>
+      <w:pPr>
+        <w:spacing w:line="336" w:lineRule="auto" w:after="180"/>
+      </w:pPr>
+      <w:r>
+        <w:rPr>
+          <w:b w:val="0"/>
+        </w:rPr>
         <w:t>Without opening the old lesson, explain one key idea from Recommendations. Give an example and a mistake that the idea helps you avoid.</w:t>
       </w:r>
     </w:p>
     <w:p>
-      <w:r>
-        <w:t>Without opening the old lesson, explain one key idea from Confidence Is Not Correctness. Give an example and a mistake that the idea helps you avoid.</w:t>
-      </w:r>
-    </w:p>
-    <w:p>
-      <w:r>
+      <w:pPr>
+        <w:spacing w:line="336" w:lineRule="auto" w:after="180"/>
+      </w:pPr>
+      <w:r>
+        <w:rPr>
+          <w:b w:val="0"/>
+        </w:rPr>
+        <w:t xml:space="preserve">Without opening the old lesson, explain one key idea from Confidence Is Not </w:t>
+      </w:r>
+      <w:r>
+        <w:rPr>
+          <w:b/>
+        </w:rPr>
+        <w:t>Correctness</w:t>
+      </w:r>
+      <w:r>
+        <w:rPr>
+          <w:b w:val="0"/>
+        </w:rPr>
+        <w:t>. Give an example and a mistake that the idea helps you avoid.</w:t>
+      </w:r>
+    </w:p>
+    <w:p>
+      <w:pPr>
+        <w:spacing w:line="336" w:lineRule="auto" w:after="180"/>
+      </w:pPr>
+      <w:r>
+        <w:rPr>
+          <w:b w:val="0"/>
+        </w:rPr>
         <w:t>Without opening the old lesson, explain one key idea from Save New Examples for Testing. Give an example and a mistake that the idea helps you avoid.</w:t>
       </w:r>
     </w:p>
     <w:p>
-      <w:r>
-        <w:t>After trying, check the relevant lesson or ask your teacher. Change the part of your explanation that the evidence shows was wrong.</w:t>
-      </w:r>
-    </w:p>
-    <w:p>
-      <w:r>
-        <w:t>Coverage, correctness, and relevance matter more than raw quantity.</w:t>
+      <w:pPr>
+        <w:spacing w:line="336" w:lineRule="auto" w:after="180"/>
+      </w:pPr>
+      <w:r>
+        <w:rPr>
+          <w:b w:val="0"/>
+        </w:rPr>
+        <w:t xml:space="preserve">After trying, check the relevant lesson or ask your teacher. Change the part of your explanation that the </w:t>
+      </w:r>
+      <w:r>
+        <w:rPr>
+          <w:b/>
+        </w:rPr>
+        <w:t>evidence</w:t>
+      </w:r>
+      <w:r>
+        <w:rPr>
+          <w:b w:val="0"/>
+        </w:rPr>
+        <w:t xml:space="preserve"> shows was wrong.</w:t>
+      </w:r>
+    </w:p>
+    <w:p>
+      <w:pPr>
+        <w:spacing w:line="336" w:lineRule="auto" w:after="180"/>
+      </w:pPr>
+      <w:r>
+        <w:rPr>
+          <w:b/>
+        </w:rPr>
+        <w:t>Coverage</w:t>
+      </w:r>
+      <w:r>
+        <w:rPr>
+          <w:b w:val="0"/>
+        </w:rPr>
+        <w:t xml:space="preserve">, </w:t>
+      </w:r>
+      <w:r>
+        <w:rPr>
+          <w:b/>
+        </w:rPr>
+        <w:t>correctness</w:t>
+      </w:r>
+      <w:r>
+        <w:rPr>
+          <w:b w:val="0"/>
+        </w:rPr>
+        <w:t xml:space="preserve">, and </w:t>
+      </w:r>
+      <w:r>
+        <w:rPr>
+          <w:b/>
+        </w:rPr>
+        <w:t>relevance</w:t>
+      </w:r>
+      <w:r>
+        <w:rPr>
+          <w:b w:val="0"/>
+        </w:rPr>
+        <w:t xml:space="preserve"> matter more than raw quantity.</w:t>
       </w:r>
     </w:p>
     <w:p>
@@ -139,12 +288,33 @@
       </w:r>
     </w:p>
     <w:p>
-      <w:r>
+      <w:pPr>
+        <w:pStyle w:val="Heading3"/>
+      </w:pPr>
+      <w:r>
+        <w:t>Your target</w:t>
+      </w:r>
+    </w:p>
+    <w:p>
+      <w:pPr>
+        <w:spacing w:line="336" w:lineRule="auto" w:after="180"/>
+        <w:shd w:fill="EDF7F3"/>
+      </w:pPr>
+      <w:r>
+        <w:rPr>
+          <w:b w:val="0"/>
+        </w:rPr>
         <w:t>LEARNING TARGET  A table lists leaf lengths 8 cm, 90 mm, blank and 700 cm. Propose a documented cleaning action for each row. Which values can you safely change immediately?</w:t>
       </w:r>
     </w:p>
     <w:p>
-      <w:r>
+      <w:pPr>
+        <w:spacing w:line="336" w:lineRule="auto" w:after="180"/>
+      </w:pPr>
+      <w:r>
+        <w:rPr>
+          <w:b w:val="0"/>
+        </w:rPr>
         <w:t>Learner name:</w:t>
       </w:r>
     </w:p>
@@ -157,7 +327,13 @@
       </w:r>
     </w:p>
     <w:p>
-      <w:r>
+      <w:pPr>
+        <w:spacing w:line="336" w:lineRule="auto" w:after="180"/>
+      </w:pPr>
+      <w:r>
+        <w:rPr>
+          <w:b w:val="0"/>
+        </w:rPr>
         <w:t>A recommender needs availability, but that field is blank. Can the highest preference score establish that the item is available? Explain.</w:t>
       </w:r>
     </w:p>
@@ -170,8 +346,26 @@
       </w:r>
     </w:p>
     <w:p>
-      <w:r>
-        <w:t>By the end, I can repair data with traceable evidence while preserving valid zero and unknown.</w:t>
+      <w:pPr>
+        <w:spacing w:line="336" w:lineRule="auto" w:after="180"/>
+      </w:pPr>
+      <w:r>
+        <w:rPr>
+          <w:b w:val="0"/>
+        </w:rPr>
+        <w:t xml:space="preserve">By the end, I can repair data with traceable </w:t>
+      </w:r>
+      <w:r>
+        <w:rPr>
+          <w:b/>
+        </w:rPr>
+        <w:t>evidence</w:t>
+      </w:r>
+      <w:r>
+        <w:rPr>
+          <w:b w:val="0"/>
+        </w:rPr>
+        <w:t xml:space="preserve"> while preserving valid zero and unknown.</w:t>
       </w:r>
     </w:p>
     <w:p>
@@ -184,6 +378,17 @@
     </w:p>
     <w:p>
       <w:r>
+        <w:t>Investigate the supplied Good Data, Bad Data case. Separate observations, given facts and assumptions before choosing an explanation.</w:t>
+      </w:r>
+    </w:p>
+    <w:p>
+      <w:pPr>
+        <w:spacing w:line="336" w:lineRule="auto" w:after="180"/>
+      </w:pPr>
+      <w:r>
+        <w:rPr>
+          <w:b/>
+        </w:rPr>
         <w:t>PICTURE STORY</w:t>
       </w:r>
     </w:p>
@@ -196,8 +401,26 @@
       </w:r>
     </w:p>
     <w:p>
-      <w:r>
-        <w:t>Pictures give clues; evidence tells us what the clues mean.</w:t>
+      <w:pPr>
+        <w:spacing w:line="336" w:lineRule="auto" w:after="180"/>
+      </w:pPr>
+      <w:r>
+        <w:rPr>
+          <w:b w:val="0"/>
+        </w:rPr>
+        <w:t xml:space="preserve">Pictures give clues; </w:t>
+      </w:r>
+      <w:r>
+        <w:rPr>
+          <w:b/>
+        </w:rPr>
+        <w:t>evidence</w:t>
+      </w:r>
+      <w:r>
+        <w:rPr>
+          <w:b w:val="0"/>
+        </w:rPr>
+        <w:t xml:space="preserve"> tells us what the clues mean.</w:t>
       </w:r>
     </w:p>
     <w:p>
@@ -237,46 +460,146 @@
       </w:r>
     </w:p>
     <w:p>
-      <w:r>
-        <w:t>MYSTERY  One animal dataset has 1,000 blurry duplicate photos; another has 120 clear, correctly labeled photos across settings and animal types.</w:t>
-      </w:r>
-    </w:p>
-    <w:p>
       <w:pPr>
         <w:pStyle w:val="Heading3"/>
       </w:pPr>
       <w:r>
+        <w:t>Start with this puzzle</w:t>
+      </w:r>
+    </w:p>
+    <w:p>
+      <w:pPr>
+        <w:spacing w:line="336" w:lineRule="auto" w:after="180"/>
+        <w:shd w:fill="F1F6FC"/>
+      </w:pPr>
+      <w:r>
+        <w:rPr>
+          <w:b w:val="0"/>
+        </w:rPr>
+        <w:t xml:space="preserve">MYSTERY  One animal dataset has 1,000 blurry </w:t>
+      </w:r>
+      <w:r>
+        <w:rPr>
+          <w:b/>
+        </w:rPr>
+        <w:t>duplicate</w:t>
+      </w:r>
+      <w:r>
+        <w:rPr>
+          <w:b w:val="0"/>
+        </w:rPr>
+        <w:t xml:space="preserve"> photos; another has 120 clear, correctly labeled photos across settings and animal types.</w:t>
+      </w:r>
+    </w:p>
+    <w:p>
+      <w:pPr>
+        <w:pStyle w:val="Heading3"/>
+      </w:pPr>
+      <w:r>
         <w:t>What do you notice?</w:t>
       </w:r>
     </w:p>
     <w:p>
-      <w:r>
+      <w:pPr>
+        <w:spacing w:line="336" w:lineRule="auto" w:after="180"/>
+      </w:pPr>
+      <w:r>
+        <w:rPr>
+          <w:b w:val="0"/>
+        </w:rPr>
         <w:t>Name three visible details without explaining them yet.</w:t>
       </w:r>
     </w:p>
     <w:p>
-      <w:r>
+      <w:pPr>
+        <w:spacing w:line="336" w:lineRule="auto" w:after="180"/>
+      </w:pPr>
+      <w:r>
+        <w:rPr>
+          <w:b w:val="0"/>
+        </w:rPr>
         <w:t>Circle the detail most connected to the system's decision.</w:t>
       </w:r>
     </w:p>
     <w:p>
-      <w:r>
+      <w:pPr>
+        <w:spacing w:line="336" w:lineRule="auto" w:after="180"/>
+      </w:pPr>
+      <w:r>
+        <w:rPr>
+          <w:b w:val="0"/>
+        </w:rPr>
         <w:t>Name one detail that may be decoration or distraction.</w:t>
       </w:r>
     </w:p>
     <w:p>
-      <w:r>
-        <w:t>Make a first prediction and state the clue that supports it.</w:t>
-      </w:r>
-    </w:p>
-    <w:p>
-      <w:r>
-        <w:t>My observations, prediction, and evidence:</w:t>
-      </w:r>
-    </w:p>
-    <w:p>
-      <w:r>
-        <w:t>GOOD THINKING  A prediction can change when stronger evidence appears.</w:t>
+      <w:pPr>
+        <w:spacing w:line="336" w:lineRule="auto" w:after="180"/>
+      </w:pPr>
+      <w:r>
+        <w:rPr>
+          <w:b w:val="0"/>
+        </w:rPr>
+        <w:t xml:space="preserve">Make a first </w:t>
+      </w:r>
+      <w:r>
+        <w:rPr>
+          <w:b/>
+        </w:rPr>
+        <w:t>prediction</w:t>
+      </w:r>
+      <w:r>
+        <w:rPr>
+          <w:b w:val="0"/>
+        </w:rPr>
+        <w:t xml:space="preserve"> and state the clue that supports it.</w:t>
+      </w:r>
+    </w:p>
+    <w:p>
+      <w:pPr>
+        <w:spacing w:line="336" w:lineRule="auto" w:after="180"/>
+      </w:pPr>
+      <w:r>
+        <w:rPr>
+          <w:b w:val="0"/>
+        </w:rPr>
+        <w:t xml:space="preserve">My </w:t>
+      </w:r>
+      <w:r>
+        <w:rPr>
+          <w:b/>
+        </w:rPr>
+        <w:t>observation</w:t>
+      </w:r>
+      <w:r>
+        <w:rPr>
+          <w:b w:val="0"/>
+        </w:rPr>
+        <w:t xml:space="preserve">s, </w:t>
+      </w:r>
+      <w:r>
+        <w:rPr>
+          <w:b/>
+        </w:rPr>
+        <w:t>prediction</w:t>
+      </w:r>
+      <w:r>
+        <w:rPr>
+          <w:b w:val="0"/>
+        </w:rPr>
+        <w:t xml:space="preserve">, and </w:t>
+      </w:r>
+      <w:r>
+        <w:rPr>
+          <w:b/>
+        </w:rPr>
+        <w:t>evidence</w:t>
+      </w:r>
+      <w:r>
+        <w:rPr>
+          <w:b w:val="0"/>
+        </w:rPr>
+        <w:t>:</w:t>
       </w:r>
     </w:p>
     <w:p>
@@ -284,22 +607,165 @@
         <w:pStyle w:val="Heading3"/>
       </w:pPr>
       <w:r>
+        <w:t>Thinking habit</w:t>
+      </w:r>
+    </w:p>
+    <w:p>
+      <w:pPr>
+        <w:spacing w:line="336" w:lineRule="auto" w:after="180"/>
+        <w:shd w:fill="EDF7F3"/>
+      </w:pPr>
+      <w:r>
+        <w:rPr>
+          <w:b w:val="0"/>
+        </w:rPr>
+        <w:t xml:space="preserve">GOOD THINKING  A </w:t>
+      </w:r>
+      <w:r>
+        <w:rPr>
+          <w:b/>
+        </w:rPr>
+        <w:t>prediction</w:t>
+      </w:r>
+      <w:r>
+        <w:rPr>
+          <w:b w:val="0"/>
+        </w:rPr>
+        <w:t xml:space="preserve"> can change when stronger </w:t>
+      </w:r>
+      <w:r>
+        <w:rPr>
+          <w:b/>
+        </w:rPr>
+        <w:t>evidence</w:t>
+      </w:r>
+      <w:r>
+        <w:rPr>
+          <w:b w:val="0"/>
+        </w:rPr>
+        <w:t xml:space="preserve"> appears.</w:t>
+      </w:r>
+    </w:p>
+    <w:p>
+      <w:pPr>
+        <w:pStyle w:val="Heading3"/>
+      </w:pPr>
+      <w:r>
         <w:t>A closer explanation</w:t>
       </w:r>
     </w:p>
     <w:p>
-      <w:r>
-        <w:t>A tidy table can still contain wrong information. Validation checks whether a record follows a schema. A schema says which fields are required and what their values mean. Passing these checks makes a record usable for a stated task; it does not prove that the measurement or claim is true.</w:t>
-      </w:r>
-    </w:p>
-    <w:p>
-      <w:r>
-        <w:t>Our fictional RampLog records one ramp trial per trial ID. The fields are trial ID, height in centimetres, travel in centimetres and source card. Height must be a whole number from 1 through 10. Travel must be a whole number from 0 through 10. The source card identifies the original observation. Repeated trial IDs need investigation before counting trials.</w:t>
-      </w:r>
-    </w:p>
-    <w:p>
-      <w:r>
-        <w:t>The purpose is to count trials whose travel is at least 4 cm. A measured zero means no travel; a blank means no value was recorded. Never silently replace a blank by zero. Use only the invented records here; no personal information is needed.</w:t>
+      <w:pPr>
+        <w:spacing w:line="336" w:lineRule="auto" w:after="180"/>
+      </w:pPr>
+      <w:r>
+        <w:rPr>
+          <w:b w:val="0"/>
+        </w:rPr>
+        <w:t xml:space="preserve">A tidy table can still contain wrong information. </w:t>
+      </w:r>
+      <w:r>
+        <w:rPr>
+          <w:b/>
+        </w:rPr>
+        <w:t>Validation</w:t>
+      </w:r>
+      <w:r>
+        <w:rPr>
+          <w:b w:val="0"/>
+        </w:rPr>
+        <w:t xml:space="preserve"> checks whether a record follows a </w:t>
+      </w:r>
+      <w:r>
+        <w:rPr>
+          <w:b/>
+        </w:rPr>
+        <w:t>schema</w:t>
+      </w:r>
+      <w:r>
+        <w:rPr>
+          <w:b w:val="0"/>
+        </w:rPr>
+        <w:t xml:space="preserve">. A </w:t>
+      </w:r>
+      <w:r>
+        <w:rPr>
+          <w:b/>
+        </w:rPr>
+        <w:t>schema</w:t>
+      </w:r>
+      <w:r>
+        <w:rPr>
+          <w:b w:val="0"/>
+        </w:rPr>
+        <w:t xml:space="preserve"> says which fields are required and what their values mean.</w:t>
+      </w:r>
+    </w:p>
+    <w:p>
+      <w:pPr>
+        <w:spacing w:line="336" w:lineRule="auto" w:after="180"/>
+      </w:pPr>
+      <w:r>
+        <w:rPr>
+          <w:b w:val="0"/>
+        </w:rPr>
+        <w:t>Passing these checks makes a record usable for a stated task; it does not prove that the measurement or claim is true.</w:t>
+      </w:r>
+    </w:p>
+    <w:p>
+      <w:pPr>
+        <w:spacing w:line="336" w:lineRule="auto" w:after="180"/>
+      </w:pPr>
+      <w:r>
+        <w:rPr>
+          <w:b w:val="0"/>
+        </w:rPr>
+        <w:t>Our fictional RampLog records one ramp trial per trial ID. The fields are trial ID, height in centimetres, travel in centimetres and source card. Height must be a whole number from 1 through 10.</w:t>
+      </w:r>
+    </w:p>
+    <w:p>
+      <w:pPr>
+        <w:spacing w:line="336" w:lineRule="auto" w:after="180"/>
+      </w:pPr>
+      <w:r>
+        <w:rPr>
+          <w:b w:val="0"/>
+        </w:rPr>
+        <w:t xml:space="preserve">Travel must be a whole number from 0 through 10. The source card identifies the original </w:t>
+      </w:r>
+      <w:r>
+        <w:rPr>
+          <w:b/>
+        </w:rPr>
+        <w:t>observation</w:t>
+      </w:r>
+      <w:r>
+        <w:rPr>
+          <w:b w:val="0"/>
+        </w:rPr>
+        <w:t>. Repeated trial IDs need investigation before counting trials.</w:t>
+      </w:r>
+    </w:p>
+    <w:p>
+      <w:pPr>
+        <w:spacing w:line="336" w:lineRule="auto" w:after="180"/>
+      </w:pPr>
+      <w:r>
+        <w:rPr>
+          <w:b w:val="0"/>
+        </w:rPr>
+        <w:t>The purpose is to count trials whose travel is at least 4 cm. A measured zero means no travel; a blank means no value was recorded. Never silently replace a blank by zero.</w:t>
+      </w:r>
+    </w:p>
+    <w:p>
+      <w:pPr>
+        <w:spacing w:line="336" w:lineRule="auto" w:after="180"/>
+      </w:pPr>
+      <w:r>
+        <w:rPr>
+          <w:b w:val="0"/>
+        </w:rPr>
+        <w:t>Use only the invented records here; no personal information is needed.</w:t>
       </w:r>
     </w:p>
     <w:p>
@@ -312,7 +778,24 @@
     </w:p>
     <w:p>
       <w:r>
-        <w:t>VISUAL MECHANISM</w:t>
+        <w:t>Follow the mechanism for Good Data, Bad Data. Connect each labelled input, deciding step and result.</w:t>
+      </w:r>
+    </w:p>
+    <w:p>
+      <w:pPr>
+        <w:spacing w:line="336" w:lineRule="auto" w:after="180"/>
+      </w:pPr>
+      <w:r>
+        <w:rPr>
+          <w:b/>
+        </w:rPr>
+        <w:t xml:space="preserve">VISUAL </w:t>
+      </w:r>
+      <w:r>
+        <w:rPr>
+          <w:b/>
+        </w:rPr>
+        <w:t>MECHANISM</w:t>
       </w:r>
     </w:p>
     <w:p>
@@ -324,7 +807,13 @@
       </w:r>
     </w:p>
     <w:p>
-      <w:r>
+      <w:pPr>
+        <w:spacing w:line="336" w:lineRule="auto" w:after="180"/>
+      </w:pPr>
+      <w:r>
+        <w:rPr>
+          <w:b w:val="0"/>
+        </w:rPr>
         <w:t>Follow the information instead of imagining magic inside the machine.</w:t>
       </w:r>
     </w:p>
@@ -437,32 +926,200 @@
       </w:r>
     </w:p>
     <w:p>
-      <w:r>
-        <w:t>INPUT  collected examples and labels</w:t>
-      </w:r>
-    </w:p>
-    <w:p>
-      <w:r>
-        <w:t>PROCESS  audit coverage, correctness, relevance, and duplication</w:t>
-      </w:r>
-    </w:p>
-    <w:p>
-      <w:r>
-        <w:t>OUTPUT  accept, repair, or reject the dataset</w:t>
-      </w:r>
-    </w:p>
-    <w:p>
-      <w:r>
-        <w:t>CORE IDEA  Coverage, correctness, and relevance matter more than raw quantity.</w:t>
-      </w:r>
-    </w:p>
-    <w:p>
-      <w:r>
-        <w:t>UNDER THE HOOD  Data quality is multidimensional. More rows can amplify duplicates, systematic labeling errors, stale conditions, or irrelevant fields. Fitness depends on the intended population and decision, not a universal quality score.</w:t>
-      </w:r>
-    </w:p>
-    <w:p>
-      <w:r>
+      <w:pPr>
+        <w:spacing w:line="336" w:lineRule="auto" w:after="180"/>
+      </w:pPr>
+      <w:r>
+        <w:rPr>
+          <w:b/>
+        </w:rPr>
+        <w:t>INPUT</w:t>
+      </w:r>
+      <w:r>
+        <w:rPr>
+          <w:b w:val="0"/>
+        </w:rPr>
+        <w:t xml:space="preserve">  collected examples and labels</w:t>
+      </w:r>
+    </w:p>
+    <w:p>
+      <w:pPr>
+        <w:spacing w:line="336" w:lineRule="auto" w:after="180"/>
+      </w:pPr>
+      <w:r>
+        <w:rPr>
+          <w:b/>
+        </w:rPr>
+        <w:t>PROCESS</w:t>
+      </w:r>
+      <w:r>
+        <w:rPr>
+          <w:b w:val="0"/>
+        </w:rPr>
+        <w:t xml:space="preserve">  audit </w:t>
+      </w:r>
+      <w:r>
+        <w:rPr>
+          <w:b/>
+        </w:rPr>
+        <w:t>coverage</w:t>
+      </w:r>
+      <w:r>
+        <w:rPr>
+          <w:b w:val="0"/>
+        </w:rPr>
+        <w:t xml:space="preserve">, </w:t>
+      </w:r>
+      <w:r>
+        <w:rPr>
+          <w:b/>
+        </w:rPr>
+        <w:t>correctness</w:t>
+      </w:r>
+      <w:r>
+        <w:rPr>
+          <w:b w:val="0"/>
+        </w:rPr>
+        <w:t xml:space="preserve">, </w:t>
+      </w:r>
+      <w:r>
+        <w:rPr>
+          <w:b/>
+        </w:rPr>
+        <w:t>relevance</w:t>
+      </w:r>
+      <w:r>
+        <w:rPr>
+          <w:b w:val="0"/>
+        </w:rPr>
+        <w:t>, and duplication</w:t>
+      </w:r>
+    </w:p>
+    <w:p>
+      <w:pPr>
+        <w:spacing w:line="336" w:lineRule="auto" w:after="180"/>
+      </w:pPr>
+      <w:r>
+        <w:rPr>
+          <w:b/>
+        </w:rPr>
+        <w:t>OUTPUT</w:t>
+      </w:r>
+      <w:r>
+        <w:rPr>
+          <w:b w:val="0"/>
+        </w:rPr>
+        <w:t xml:space="preserve">  accept, repair, or reject the dataset</w:t>
+      </w:r>
+    </w:p>
+    <w:p>
+      <w:pPr>
+        <w:pStyle w:val="Heading3"/>
+      </w:pPr>
+      <w:r>
+        <w:t>Key idea</w:t>
+      </w:r>
+    </w:p>
+    <w:p>
+      <w:pPr>
+        <w:spacing w:line="336" w:lineRule="auto" w:after="180"/>
+        <w:shd w:fill="EDF7F3"/>
+      </w:pPr>
+      <w:r>
+        <w:rPr>
+          <w:b w:val="0"/>
+        </w:rPr>
+        <w:t xml:space="preserve">CORE IDEA  </w:t>
+      </w:r>
+      <w:r>
+        <w:rPr>
+          <w:b/>
+        </w:rPr>
+        <w:t>Coverage</w:t>
+      </w:r>
+      <w:r>
+        <w:rPr>
+          <w:b w:val="0"/>
+        </w:rPr>
+        <w:t xml:space="preserve">, </w:t>
+      </w:r>
+      <w:r>
+        <w:rPr>
+          <w:b/>
+        </w:rPr>
+        <w:t>correctness</w:t>
+      </w:r>
+      <w:r>
+        <w:rPr>
+          <w:b w:val="0"/>
+        </w:rPr>
+        <w:t xml:space="preserve">, and </w:t>
+      </w:r>
+      <w:r>
+        <w:rPr>
+          <w:b/>
+        </w:rPr>
+        <w:t>relevance</w:t>
+      </w:r>
+      <w:r>
+        <w:rPr>
+          <w:b w:val="0"/>
+        </w:rPr>
+        <w:t xml:space="preserve"> matter more than raw quantity.</w:t>
+      </w:r>
+    </w:p>
+    <w:p>
+      <w:pPr>
+        <w:pStyle w:val="Heading3"/>
+      </w:pPr>
+      <w:r>
+        <w:t>How the mechanism works</w:t>
+      </w:r>
+    </w:p>
+    <w:p>
+      <w:pPr>
+        <w:spacing w:line="336" w:lineRule="auto" w:after="180"/>
+        <w:shd w:fill="F1F6F8"/>
+      </w:pPr>
+      <w:r>
+        <w:rPr>
+          <w:b w:val="0"/>
+        </w:rPr>
+        <w:t xml:space="preserve">UNDER THE HOOD  Data quality is multidimensional. More rows can amplify </w:t>
+      </w:r>
+      <w:r>
+        <w:rPr>
+          <w:b/>
+        </w:rPr>
+        <w:t>duplicate</w:t>
+      </w:r>
+      <w:r>
+        <w:rPr>
+          <w:b w:val="0"/>
+        </w:rPr>
+        <w:t>s, systematic labeling errors, stale conditions, or irrelevant fields.</w:t>
+      </w:r>
+    </w:p>
+    <w:p>
+      <w:pPr>
+        <w:spacing w:line="336" w:lineRule="auto" w:after="180"/>
+        <w:shd w:fill="F1F6F8"/>
+      </w:pPr>
+      <w:r>
+        <w:rPr>
+          <w:b w:val="0"/>
+        </w:rPr>
+        <w:t>Fitness depends on the intended population and decision, not a universal quality score.</w:t>
+      </w:r>
+    </w:p>
+    <w:p>
+      <w:pPr>
+        <w:spacing w:line="336" w:lineRule="auto" w:after="180"/>
+      </w:pPr>
+      <w:r>
+        <w:rPr>
+          <w:b w:val="0"/>
+        </w:rPr>
         <w:t>Draw a fresh example with all three stages:</w:t>
       </w:r>
     </w:p>
@@ -631,13 +1288,59 @@
       </w:r>
     </w:p>
     <w:p>
-      <w:r>
-        <w:t>The complete raw table is T1: height 4, travel 3, card C1; T2: height 60, travel 5, card C2; T3: height 5, travel blank, card C3; T4: height 6, travel 0, card C4. A second export row repeats T1 with height 4, travel 3 and C1. C1 confirms one trial T1, not two. C2 reads height 6 and travel 5. C3 has no travel measurement. C4 reads height 6 and travel 0.</w:t>
-      </w:r>
-    </w:p>
-    <w:p>
-      <w:r>
-        <w:t>Work in a separate corrected copy. Record T2 height 60 to 6, evidence C2, transcription error, reviewer and review date. Link the repeated T1 export row to the first T1; count that single trial once and keep both raw rows. Do not remove two different trials merely because their measured numbers match.</w:t>
+      <w:pPr>
+        <w:spacing w:line="336" w:lineRule="auto" w:after="180"/>
+      </w:pPr>
+      <w:r>
+        <w:rPr>
+          <w:b w:val="0"/>
+        </w:rPr>
+        <w:t>The complete raw table is T1: height 4, travel 3, card C1; T2: height 60, travel 5, card C2; T3: height 5, travel blank, card C3; T4: height 6, travel 0, card C4. A second export row repeats T1 with height 4, travel 3 and C1.</w:t>
+      </w:r>
+    </w:p>
+    <w:p>
+      <w:pPr>
+        <w:spacing w:line="336" w:lineRule="auto" w:after="180"/>
+      </w:pPr>
+      <w:r>
+        <w:rPr>
+          <w:b w:val="0"/>
+        </w:rPr>
+        <w:t>C1 confirms one trial T1, not two. C2 reads height 6 and travel 5. C3 has no travel measurement. C4 reads height 6 and travel 0.</w:t>
+      </w:r>
+    </w:p>
+    <w:p>
+      <w:pPr>
+        <w:spacing w:line="336" w:lineRule="auto" w:after="180"/>
+      </w:pPr>
+      <w:r>
+        <w:rPr>
+          <w:b w:val="0"/>
+        </w:rPr>
+        <w:t xml:space="preserve">Work in a separate corrected copy. Record T2 height 60 to 6, </w:t>
+      </w:r>
+      <w:r>
+        <w:rPr>
+          <w:b/>
+        </w:rPr>
+        <w:t>evidence</w:t>
+      </w:r>
+      <w:r>
+        <w:rPr>
+          <w:b w:val="0"/>
+        </w:rPr>
+        <w:t xml:space="preserve"> C2, transcription error, reviewer and review date. Link the repeated T1 export row to the first T1; count that single trial once and keep both raw rows.</w:t>
+      </w:r>
+    </w:p>
+    <w:p>
+      <w:pPr>
+        <w:spacing w:line="336" w:lineRule="auto" w:after="180"/>
+      </w:pPr>
+      <w:r>
+        <w:rPr>
+          <w:b w:val="0"/>
+        </w:rPr>
+        <w:t>Do not remove two different trials merely because their measured numbers match.</w:t>
       </w:r>
     </w:p>
     <w:p>
@@ -649,8 +1352,26 @@
       </w:r>
     </w:p>
     <w:p>
-      <w:r>
-        <w:t>Point to the input, the deciding step and the result in this week’s visual. Explain the same step in ordinary words. A picture helps when you can say what each part represents.</w:t>
+      <w:pPr>
+        <w:spacing w:line="336" w:lineRule="auto" w:after="180"/>
+      </w:pPr>
+      <w:r>
+        <w:rPr>
+          <w:b w:val="0"/>
+        </w:rPr>
+        <w:t xml:space="preserve">Point to the </w:t>
+      </w:r>
+      <w:r>
+        <w:rPr>
+          <w:b/>
+        </w:rPr>
+        <w:t>input</w:t>
+      </w:r>
+      <w:r>
+        <w:rPr>
+          <w:b w:val="0"/>
+        </w:rPr>
+        <w:t>, the deciding step and the result in this week’s visual. Explain the same step in ordinary words. A picture helps when you can say what each part represents.</w:t>
       </w:r>
     </w:p>
     <w:p>
@@ -663,6 +1384,17 @@
     </w:p>
     <w:p>
       <w:r>
+        <w:t>Compare the supplied cases for Good Data, Bad Data. Identify the detail that changes the conclusion.</w:t>
+      </w:r>
+    </w:p>
+    <w:p>
+      <w:pPr>
+        <w:spacing w:line="336" w:lineRule="auto" w:after="180"/>
+      </w:pPr>
+      <w:r>
+        <w:rPr>
+          <w:b/>
+        </w:rPr>
         <w:t>PICTURE GALLERY</w:t>
       </w:r>
     </w:p>
@@ -675,8 +1407,26 @@
       </w:r>
     </w:p>
     <w:p>
-      <w:r>
-        <w:t>Use the visual cue, then read the evidence carefully.</w:t>
+      <w:pPr>
+        <w:spacing w:line="336" w:lineRule="auto" w:after="180"/>
+      </w:pPr>
+      <w:r>
+        <w:rPr>
+          <w:b w:val="0"/>
+        </w:rPr>
+        <w:t xml:space="preserve">Use the visual cue, then read the </w:t>
+      </w:r>
+      <w:r>
+        <w:rPr>
+          <w:b/>
+        </w:rPr>
+        <w:t>evidence</w:t>
+      </w:r>
+      <w:r>
+        <w:rPr>
+          <w:b w:val="0"/>
+        </w:rPr>
+        <w:t xml:space="preserve"> carefully.</w:t>
       </w:r>
     </w:p>
     <w:p>
@@ -824,33 +1574,175 @@
       </w:r>
     </w:p>
     <w:p>
-      <w:r>
-        <w:t>CASE 1 — 1,000 duplicates  Clue: high count, low variety. Meaning: weak coverage.</w:t>
-      </w:r>
-    </w:p>
-    <w:p>
-      <w:r>
-        <w:t>CASE 2 — 120 varied photos  Clue: settings and types represented. Meaning: stronger coverage.</w:t>
-      </w:r>
-    </w:p>
-    <w:p>
-      <w:r>
-        <w:t>CASE 3 — Wrong labels  Clue: targets conflict with reality. Meaning: correctness failure.</w:t>
-      </w:r>
-    </w:p>
-    <w:p>
-      <w:r>
+      <w:pPr>
+        <w:pStyle w:val="Heading3"/>
+      </w:pPr>
+      <w:r>
+        <w:t>The case to investigate</w:t>
+      </w:r>
+    </w:p>
+    <w:p>
+      <w:pPr>
+        <w:spacing w:line="336" w:lineRule="auto" w:after="180"/>
+        <w:shd w:fill="F1F6FC"/>
+      </w:pPr>
+      <w:r>
+        <w:rPr>
+          <w:b w:val="0"/>
+        </w:rPr>
+        <w:t xml:space="preserve">CASE 1 — 1,000 </w:t>
+      </w:r>
+      <w:r>
+        <w:rPr>
+          <w:b/>
+        </w:rPr>
+        <w:t>duplicate</w:t>
+      </w:r>
+      <w:r>
+        <w:rPr>
+          <w:b w:val="0"/>
+        </w:rPr>
+        <w:t xml:space="preserve">s  Clue: high count, low variety. Meaning: weak </w:t>
+      </w:r>
+      <w:r>
+        <w:rPr>
+          <w:b/>
+        </w:rPr>
+        <w:t>coverage</w:t>
+      </w:r>
+      <w:r>
+        <w:rPr>
+          <w:b w:val="0"/>
+        </w:rPr>
+        <w:t>.</w:t>
+      </w:r>
+    </w:p>
+    <w:p>
+      <w:pPr>
+        <w:pStyle w:val="Heading3"/>
+      </w:pPr>
+      <w:r>
+        <w:t>The case to investigate</w:t>
+      </w:r>
+    </w:p>
+    <w:p>
+      <w:pPr>
+        <w:spacing w:line="336" w:lineRule="auto" w:after="180"/>
+        <w:shd w:fill="F1F6FC"/>
+      </w:pPr>
+      <w:r>
+        <w:rPr>
+          <w:b w:val="0"/>
+        </w:rPr>
+        <w:t xml:space="preserve">CASE 2 — 120 varied photos  Clue: settings and types represented. Meaning: stronger </w:t>
+      </w:r>
+      <w:r>
+        <w:rPr>
+          <w:b/>
+        </w:rPr>
+        <w:t>coverage</w:t>
+      </w:r>
+      <w:r>
+        <w:rPr>
+          <w:b w:val="0"/>
+        </w:rPr>
+        <w:t>.</w:t>
+      </w:r>
+    </w:p>
+    <w:p>
+      <w:pPr>
+        <w:pStyle w:val="Heading3"/>
+      </w:pPr>
+      <w:r>
+        <w:t>The case to investigate</w:t>
+      </w:r>
+    </w:p>
+    <w:p>
+      <w:pPr>
+        <w:spacing w:line="336" w:lineRule="auto" w:after="180"/>
+        <w:shd w:fill="F1F6FC"/>
+      </w:pPr>
+      <w:r>
+        <w:rPr>
+          <w:b w:val="0"/>
+        </w:rPr>
+        <w:t xml:space="preserve">CASE 3 — Wrong labels  Clue: targets conflict with reality. Meaning: </w:t>
+      </w:r>
+      <w:r>
+        <w:rPr>
+          <w:b/>
+        </w:rPr>
+        <w:t>correctness</w:t>
+      </w:r>
+      <w:r>
+        <w:rPr>
+          <w:b w:val="0"/>
+        </w:rPr>
+        <w:t xml:space="preserve"> failure.</w:t>
+      </w:r>
+    </w:p>
+    <w:p>
+      <w:pPr>
+        <w:pStyle w:val="Heading3"/>
+      </w:pPr>
+      <w:r>
+        <w:t>The case to investigate</w:t>
+      </w:r>
+    </w:p>
+    <w:p>
+      <w:pPr>
+        <w:spacing w:line="336" w:lineRule="auto" w:after="180"/>
+        <w:shd w:fill="F1F6FC"/>
+      </w:pPr>
+      <w:r>
+        <w:rPr>
+          <w:b w:val="0"/>
+        </w:rPr>
         <w:t>CASE 4 — Owner birthday  Clue: unrelated to animal type. Meaning: irrelevant/private.</w:t>
       </w:r>
     </w:p>
     <w:p>
-      <w:r>
+      <w:pPr>
+        <w:pStyle w:val="Heading3"/>
+      </w:pPr>
+      <w:r>
+        <w:t>Keep this boundary clear</w:t>
+      </w:r>
+    </w:p>
+    <w:p>
+      <w:pPr>
+        <w:spacing w:line="336" w:lineRule="auto" w:after="180"/>
+        <w:shd w:fill="FFF5E6"/>
+      </w:pPr>
+      <w:r>
+        <w:rPr>
+          <w:b w:val="0"/>
+        </w:rPr>
         <w:t>BOUNDARY  Large quantity cannot compensate for systematic absence or incorrect labels.</w:t>
       </w:r>
     </w:p>
     <w:p>
-      <w:r>
-        <w:t>Which two pictures are easiest to confuse? What evidence separates them?</w:t>
+      <w:pPr>
+        <w:spacing w:line="336" w:lineRule="auto" w:after="180"/>
+        <w:shd w:fill="F5F1FB"/>
+      </w:pPr>
+      <w:r>
+        <w:rPr>
+          <w:b w:val="0"/>
+        </w:rPr>
+        <w:t xml:space="preserve">Which two pictures are easiest to confuse? What </w:t>
+      </w:r>
+      <w:r>
+        <w:rPr>
+          <w:b/>
+        </w:rPr>
+        <w:t>evidence</w:t>
+      </w:r>
+      <w:r>
+        <w:rPr>
+          <w:b w:val="0"/>
+        </w:rPr>
+        <w:t xml:space="preserve"> separates them?</w:t>
       </w:r>
     </w:p>
     <w:p>
@@ -862,17 +1754,68 @@
       </w:r>
     </w:p>
     <w:p>
-      <w:r>
+      <w:pPr>
+        <w:pStyle w:val="Heading3"/>
+      </w:pPr>
+      <w:r>
+        <w:t>Change one thing</w:t>
+      </w:r>
+    </w:p>
+    <w:p>
+      <w:pPr>
+        <w:spacing w:line="336" w:lineRule="auto" w:after="180"/>
+        <w:shd w:fill="F5F1FB"/>
+      </w:pPr>
+      <w:r>
+        <w:rPr>
+          <w:b w:val="0"/>
+        </w:rPr>
         <w:t>Change: The source log gives B only as bare 200 with no unit.</w:t>
       </w:r>
     </w:p>
     <w:p>
-      <w:r>
-        <w:t>Prediction: B remains unresolved rather than becoming 20 cm.</w:t>
-      </w:r>
-    </w:p>
-    <w:p>
-      <w:r>
+      <w:pPr>
+        <w:pStyle w:val="Heading3"/>
+      </w:pPr>
+      <w:r>
+        <w:t>Predicted result</w:t>
+      </w:r>
+    </w:p>
+    <w:p>
+      <w:pPr>
+        <w:spacing w:line="336" w:lineRule="auto" w:after="180"/>
+        <w:shd w:fill="F1F6FC"/>
+      </w:pPr>
+      <w:r>
+        <w:rPr>
+          <w:b/>
+        </w:rPr>
+        <w:t>Prediction</w:t>
+      </w:r>
+      <w:r>
+        <w:rPr>
+          <w:b w:val="0"/>
+        </w:rPr>
+        <w:t>: B remains unresolved rather than becoming 20 cm.</w:t>
+      </w:r>
+    </w:p>
+    <w:p>
+      <w:pPr>
+        <w:pStyle w:val="Heading3"/>
+      </w:pPr>
+      <w:r>
+        <w:t>Why the result follows</w:t>
+      </w:r>
+    </w:p>
+    <w:p>
+      <w:pPr>
+        <w:spacing w:line="336" w:lineRule="auto" w:after="180"/>
+        <w:shd w:fill="F1F6FC"/>
+      </w:pPr>
+      <w:r>
+        <w:rPr>
+          <w:b w:val="0"/>
+        </w:rPr>
         <w:t>Reason: Without a confirmed unit, division by 10 would be an unsupported assumption.</w:t>
       </w:r>
     </w:p>
@@ -886,6 +1829,17 @@
     </w:p>
     <w:p>
       <w:r>
+        <w:t>Use the vocabulary of Good Data, Bad Data to explain a concrete decision, rather than only memorising definitions.</w:t>
+      </w:r>
+    </w:p>
+    <w:p>
+      <w:pPr>
+        <w:spacing w:line="336" w:lineRule="auto" w:after="180"/>
+      </w:pPr>
+      <w:r>
+        <w:rPr>
+          <w:b/>
+        </w:rPr>
         <w:t>VOCABULARY</w:t>
       </w:r>
     </w:p>
@@ -898,7 +1852,13 @@
       </w:r>
     </w:p>
     <w:p>
-      <w:r>
+      <w:pPr>
+        <w:spacing w:line="336" w:lineRule="auto" w:after="180"/>
+      </w:pPr>
+      <w:r>
+        <w:rPr>
+          <w:b w:val="0"/>
+        </w:rPr>
         <w:t>The badge is a memory cue; the definition does the real thinking work.</w:t>
       </w:r>
     </w:p>
@@ -1222,17 +2182,57 @@
       </w:r>
     </w:p>
     <w:p>
-      <w:r>
+      <w:pPr>
+        <w:pStyle w:val="Heading3"/>
+      </w:pPr>
+      <w:r>
+        <w:t>Find the unsupported claim</w:t>
+      </w:r>
+    </w:p>
+    <w:p>
+      <w:pPr>
+        <w:spacing w:line="336" w:lineRule="auto" w:after="180"/>
+        <w:shd w:fill="F5F1FB"/>
+      </w:pPr>
+      <w:r>
+        <w:rPr>
+          <w:b w:val="0"/>
+        </w:rPr>
         <w:t>CLAIM TO REPAIR  The bigger dataset must be better.</w:t>
       </w:r>
     </w:p>
     <w:p>
-      <w:r>
-        <w:t>Use one vocabulary word and one piece of evidence to repair it:</w:t>
-      </w:r>
-    </w:p>
-    <w:p>
-      <w:r>
+      <w:pPr>
+        <w:spacing w:line="336" w:lineRule="auto" w:after="180"/>
+      </w:pPr>
+      <w:r>
+        <w:rPr>
+          <w:b w:val="0"/>
+        </w:rPr>
+        <w:t xml:space="preserve">Use one vocabulary word and one piece of </w:t>
+      </w:r>
+      <w:r>
+        <w:rPr>
+          <w:b/>
+        </w:rPr>
+        <w:t>evidence</w:t>
+      </w:r>
+      <w:r>
+        <w:rPr>
+          <w:b w:val="0"/>
+        </w:rPr>
+        <w:t xml:space="preserve"> to repair it:</w:t>
+      </w:r>
+    </w:p>
+    <w:p>
+      <w:pPr>
+        <w:spacing w:line="336" w:lineRule="auto" w:after="180"/>
+        <w:shd w:fill="EDF7F3"/>
+      </w:pPr>
+      <w:r>
+        <w:rPr>
+          <w:b w:val="0"/>
+        </w:rPr>
         <w:t>WORD POWER  A strong definition helps you decide something in a new case.</w:t>
       </w:r>
     </w:p>
@@ -1400,6 +2400,17 @@
     </w:p>
     <w:p>
       <w:r>
+        <w:t>Follow the worked trace for Good Data, Bad Data, predict a step, then compare with its explanation.</w:t>
+      </w:r>
+    </w:p>
+    <w:p>
+      <w:pPr>
+        <w:spacing w:line="336" w:lineRule="auto" w:after="180"/>
+      </w:pPr>
+      <w:r>
+        <w:rPr>
+          <w:b/>
+        </w:rPr>
         <w:t>WORKED EXAMPLE</w:t>
       </w:r>
     </w:p>
@@ -1412,8 +2423,26 @@
       </w:r>
     </w:p>
     <w:p>
-      <w:r>
-        <w:t>Every step connects a claim to observable evidence.</w:t>
+      <w:pPr>
+        <w:spacing w:line="336" w:lineRule="auto" w:after="180"/>
+      </w:pPr>
+      <w:r>
+        <w:rPr>
+          <w:b w:val="0"/>
+        </w:rPr>
+        <w:t xml:space="preserve">Every step connects a claim to observable </w:t>
+      </w:r>
+      <w:r>
+        <w:rPr>
+          <w:b/>
+        </w:rPr>
+        <w:t>evidence</w:t>
+      </w:r>
+      <w:r>
+        <w:rPr>
+          <w:b w:val="0"/>
+        </w:rPr>
+        <w:t>.</w:t>
       </w:r>
     </w:p>
     <w:p>
@@ -1453,38 +2482,195 @@
       </w:r>
     </w:p>
     <w:p>
-      <w:r>
-        <w:t>CASE  One animal dataset has 1,000 blurry duplicate photos; another has 120 clear, correctly labeled photos across settings and animal types.</w:t>
-      </w:r>
-    </w:p>
-    <w:p>
-      <w:r>
+      <w:pPr>
+        <w:pStyle w:val="Heading3"/>
+      </w:pPr>
+      <w:r>
+        <w:t>The case to investigate</w:t>
+      </w:r>
+    </w:p>
+    <w:p>
+      <w:pPr>
+        <w:spacing w:line="336" w:lineRule="auto" w:after="180"/>
+        <w:shd w:fill="F1F6FC"/>
+      </w:pPr>
+      <w:r>
+        <w:rPr>
+          <w:b w:val="0"/>
+        </w:rPr>
+        <w:t xml:space="preserve">CASE  One animal dataset has 1,000 blurry </w:t>
+      </w:r>
+      <w:r>
+        <w:rPr>
+          <w:b/>
+        </w:rPr>
+        <w:t>duplicate</w:t>
+      </w:r>
+      <w:r>
+        <w:rPr>
+          <w:b w:val="0"/>
+        </w:rPr>
+        <w:t xml:space="preserve"> photos; another has 120 clear, correctly labeled photos across settings and animal types.</w:t>
+      </w:r>
+    </w:p>
+    <w:p>
+      <w:pPr>
+        <w:pStyle w:val="Heading3"/>
+      </w:pPr>
+      <w:r>
+        <w:t>Step 1</w:t>
+      </w:r>
+    </w:p>
+    <w:p>
+      <w:pPr>
+        <w:spacing w:line="336" w:lineRule="auto" w:after="180"/>
+        <w:shd w:fill="F4F9FC"/>
+      </w:pPr>
+      <w:r>
+        <w:rPr>
+          <w:b w:val="0"/>
+        </w:rPr>
         <w:t>STEP 1 — OBSERVE  collected examples and labels</w:t>
       </w:r>
     </w:p>
     <w:p>
-      <w:r>
-        <w:t>STEP 2 — TRACE  audit coverage, correctness, relevance, and duplication</w:t>
-      </w:r>
-    </w:p>
-    <w:p>
-      <w:r>
+      <w:pPr>
+        <w:pStyle w:val="Heading3"/>
+      </w:pPr>
+      <w:r>
+        <w:t>Step 2</w:t>
+      </w:r>
+    </w:p>
+    <w:p>
+      <w:pPr>
+        <w:spacing w:line="336" w:lineRule="auto" w:after="180"/>
+        <w:shd w:fill="F4F9FC"/>
+      </w:pPr>
+      <w:r>
+        <w:rPr>
+          <w:b w:val="0"/>
+        </w:rPr>
+        <w:t xml:space="preserve">STEP 2 — TRACE  audit </w:t>
+      </w:r>
+      <w:r>
+        <w:rPr>
+          <w:b/>
+        </w:rPr>
+        <w:t>coverage</w:t>
+      </w:r>
+      <w:r>
+        <w:rPr>
+          <w:b w:val="0"/>
+        </w:rPr>
+        <w:t xml:space="preserve">, </w:t>
+      </w:r>
+      <w:r>
+        <w:rPr>
+          <w:b/>
+        </w:rPr>
+        <w:t>correctness</w:t>
+      </w:r>
+      <w:r>
+        <w:rPr>
+          <w:b w:val="0"/>
+        </w:rPr>
+        <w:t xml:space="preserve">, </w:t>
+      </w:r>
+      <w:r>
+        <w:rPr>
+          <w:b/>
+        </w:rPr>
+        <w:t>relevance</w:t>
+      </w:r>
+      <w:r>
+        <w:rPr>
+          <w:b w:val="0"/>
+        </w:rPr>
+        <w:t>, and duplication</w:t>
+      </w:r>
+    </w:p>
+    <w:p>
+      <w:pPr>
+        <w:pStyle w:val="Heading3"/>
+      </w:pPr>
+      <w:r>
+        <w:t>Step 3</w:t>
+      </w:r>
+    </w:p>
+    <w:p>
+      <w:pPr>
+        <w:spacing w:line="336" w:lineRule="auto" w:after="180"/>
+        <w:shd w:fill="F4F9FC"/>
+      </w:pPr>
+      <w:r>
+        <w:rPr>
+          <w:b w:val="0"/>
+        </w:rPr>
         <w:t>STEP 3 — CONCLUDE  accept, repair, or reject the dataset</w:t>
       </w:r>
     </w:p>
     <w:p>
-      <w:r>
+      <w:pPr>
+        <w:pStyle w:val="Heading3"/>
+      </w:pPr>
+      <w:r>
+        <w:t>Model answer</w:t>
+      </w:r>
+    </w:p>
+    <w:p>
+      <w:pPr>
+        <w:spacing w:line="336" w:lineRule="auto" w:after="180"/>
+        <w:shd w:fill="F1F6FC"/>
+      </w:pPr>
+      <w:r>
+        <w:rPr>
+          <w:b w:val="0"/>
+        </w:rPr>
         <w:t>MODEL REASONING  Choose the set that covers intended conditions, uses checked labels, includes relevant fields, and avoids misleading duplication. State remaining gaps rather than declaring any dataset perfect.</w:t>
       </w:r>
     </w:p>
     <w:p>
-      <w:r>
+      <w:pPr>
+        <w:pStyle w:val="Heading3"/>
+      </w:pPr>
+      <w:r>
+        <w:t>A claim to avoid</w:t>
+      </w:r>
+    </w:p>
+    <w:p>
+      <w:pPr>
+        <w:spacing w:line="336" w:lineRule="auto" w:after="180"/>
+        <w:shd w:fill="FFF5E6"/>
+      </w:pPr>
+      <w:r>
+        <w:rPr>
+          <w:b w:val="0"/>
+        </w:rPr>
         <w:t>DO NOT OVERCLAIM  Large quantity cannot compensate for systematic absence or incorrect labels.</w:t>
       </w:r>
     </w:p>
     <w:p>
-      <w:r>
-        <w:t>What new evidence could change this answer?</w:t>
+      <w:pPr>
+        <w:spacing w:line="336" w:lineRule="auto" w:after="180"/>
+        <w:shd w:fill="F5F1FB"/>
+      </w:pPr>
+      <w:r>
+        <w:rPr>
+          <w:b w:val="0"/>
+        </w:rPr>
+        <w:t xml:space="preserve">What new </w:t>
+      </w:r>
+      <w:r>
+        <w:rPr>
+          <w:b/>
+        </w:rPr>
+        <w:t>evidence</w:t>
+      </w:r>
+      <w:r>
+        <w:rPr>
+          <w:b w:val="0"/>
+        </w:rPr>
+        <w:t xml:space="preserve"> could change this answer?</w:t>
       </w:r>
     </w:p>
     <w:p>
@@ -1671,13 +2857,25 @@
       </w:tr>
     </w:tbl>
     <w:p>
-      <w:r>
-        <w:t>A conversion changes units while preserving the quantity. If an authorised source records 50 mm, that is 5 cm because 10 mm equals 1 cm. Write the original unit, conversion and resulting unit in the log. A bare value 50 without a known unit does not justify assuming millimetres.</w:t>
-      </w:r>
-    </w:p>
-    <w:p>
-      <w:r>
-        <w:t>A plausible value can still be a transcription error: 7 would pass the height rule even if its source said 6. Conversely, an unusual but supported value is not automatically wrong. Checking format and checking agreement with a source are different jobs. A source can itself contain an error, so retain its identity and any unresolved concern.</w:t>
+      <w:pPr>
+        <w:spacing w:line="336" w:lineRule="auto" w:after="180"/>
+      </w:pPr>
+      <w:r>
+        <w:rPr>
+          <w:b w:val="0"/>
+        </w:rPr>
+        <w:t>A conversion changes units while preserving the quantity. If an authorised source records 50 mm, that is 5 cm because 10 mm equals 1 cm. Write the original unit, conversion and resulting unit in the log.</w:t>
+      </w:r>
+    </w:p>
+    <w:p>
+      <w:pPr>
+        <w:spacing w:line="336" w:lineRule="auto" w:after="180"/>
+      </w:pPr>
+      <w:r>
+        <w:rPr>
+          <w:b w:val="0"/>
+        </w:rPr>
+        <w:t>A bare value 50 without a known unit does not justify assuming millimetres.</w:t>
       </w:r>
     </w:p>
     <w:p>
@@ -1685,11 +2883,49 @@
         <w:pStyle w:val="Heading3"/>
       </w:pPr>
       <w:r>
+        <w:t>Worked explanation · Good Data, Bad Data</w:t>
+      </w:r>
+    </w:p>
+    <w:p>
+      <w:pPr>
+        <w:spacing w:line="336" w:lineRule="auto" w:after="180"/>
+        <w:shd w:fill="F1F6FC"/>
+      </w:pPr>
+      <w:r>
+        <w:rPr>
+          <w:b w:val="0"/>
+        </w:rPr>
+        <w:t>A plausible value can still be a transcription error: 7 would pass the height rule even if its source said 6. Conversely, an unusual but supported value is not automatically wrong.</w:t>
+      </w:r>
+    </w:p>
+    <w:p>
+      <w:pPr>
+        <w:spacing w:line="336" w:lineRule="auto" w:after="180"/>
+        <w:shd w:fill="F1F6FC"/>
+      </w:pPr>
+      <w:r>
+        <w:rPr>
+          <w:b w:val="0"/>
+        </w:rPr>
+        <w:t>Checking format and checking agreement with a source are different jobs. A source can itself contain an error, so retain its identity and any unresolved concern.</w:t>
+      </w:r>
+    </w:p>
+    <w:p>
+      <w:pPr>
+        <w:pStyle w:val="Heading3"/>
+      </w:pPr>
+      <w:r>
         <w:t>Learn from the worked case</w:t>
       </w:r>
     </w:p>
     <w:p>
-      <w:r>
+      <w:pPr>
+        <w:spacing w:line="336" w:lineRule="auto" w:after="180"/>
+      </w:pPr>
+      <w:r>
+        <w:rPr>
+          <w:b w:val="0"/>
+        </w:rPr>
         <w:t>Cover the result before checking it. Say what is given, choose the procedure, and follow one step at a time. Then uncover the result and explain your first mismatch. Ask why a step is allowed, not only what number it produces.</w:t>
       </w:r>
     </w:p>
@@ -1702,7 +2938,13 @@
       </w:r>
     </w:p>
     <w:p>
-      <w:r>
+      <w:pPr>
+        <w:spacing w:line="336" w:lineRule="auto" w:after="180"/>
+      </w:pPr>
+      <w:r>
+        <w:rPr>
+          <w:b w:val="0"/>
+        </w:rPr>
         <w:t>A fictional toy-car distance table needs cleaning before use.</w:t>
       </w:r>
     </w:p>
@@ -1715,12 +2957,42 @@
       </w:r>
     </w:p>
     <w:p>
-      <w:r>
+      <w:pPr>
+        <w:pStyle w:val="Heading3"/>
+      </w:pPr>
+      <w:r>
+        <w:t>Supplied facts</w:t>
+      </w:r>
+    </w:p>
+    <w:p>
+      <w:pPr>
+        <w:spacing w:line="336" w:lineRule="auto" w:after="180"/>
+        <w:shd w:fill="F1F6FC"/>
+      </w:pPr>
+      <w:r>
+        <w:rPr>
+          <w:b w:val="0"/>
+        </w:rPr>
         <w:t>Contract: unique run ID; whole distance 0–30 cm. Raw rows: A=0 cm, B=200 mm, C=blank, another A=0 cm.</w:t>
       </w:r>
     </w:p>
     <w:p>
-      <w:r>
+      <w:pPr>
+        <w:pStyle w:val="Heading3"/>
+      </w:pPr>
+      <w:r>
+        <w:t>Supplied facts</w:t>
+      </w:r>
+    </w:p>
+    <w:p>
+      <w:pPr>
+        <w:spacing w:line="336" w:lineRule="auto" w:after="180"/>
+        <w:shd w:fill="F1F6FC"/>
+      </w:pPr>
+      <w:r>
+        <w:rPr>
+          <w:b w:val="0"/>
+        </w:rPr>
         <w:t>Source log confirms one A run and B’s original measurement of 200 mm; C has no measurement.</w:t>
       </w:r>
     </w:p>
@@ -1906,30 +3178,126 @@
       </w:r>
     </w:p>
     <w:p>
-      <w:r>
-        <w:t>Cleaning is not permission to make inconvenient values plausible. The source log supports a unit conversion and removal of a duplicate copy. Zero means a measured zero distance; blank means no supplied measurement. Keep the raw table and explain every change so someone can reconstruct what happened.</w:t>
-      </w:r>
-    </w:p>
-    <w:p>
       <w:pPr>
         <w:pStyle w:val="Heading3"/>
       </w:pPr>
       <w:r>
+        <w:t>Why the result follows</w:t>
+      </w:r>
+    </w:p>
+    <w:p>
+      <w:pPr>
+        <w:spacing w:line="336" w:lineRule="auto" w:after="180"/>
+        <w:shd w:fill="F1F6FC"/>
+      </w:pPr>
+      <w:r>
+        <w:rPr>
+          <w:b w:val="0"/>
+        </w:rPr>
+        <w:t xml:space="preserve">Cleaning is not permission to make inconvenient values plausible. The source log supports a unit conversion and removal of a </w:t>
+      </w:r>
+      <w:r>
+        <w:rPr>
+          <w:b/>
+        </w:rPr>
+        <w:t>duplicate</w:t>
+      </w:r>
+      <w:r>
+        <w:rPr>
+          <w:b w:val="0"/>
+        </w:rPr>
+        <w:t xml:space="preserve"> copy. Zero means a measured zero distance; blank means no supplied measurement.</w:t>
+      </w:r>
+    </w:p>
+    <w:p>
+      <w:pPr>
+        <w:spacing w:line="336" w:lineRule="auto" w:after="180"/>
+        <w:shd w:fill="F1F6FC"/>
+      </w:pPr>
+      <w:r>
+        <w:rPr>
+          <w:b w:val="0"/>
+        </w:rPr>
+        <w:t>Keep the raw table and explain every change so someone can reconstruct what happened.</w:t>
+      </w:r>
+    </w:p>
+    <w:p>
+      <w:pPr>
+        <w:pStyle w:val="Heading3"/>
+      </w:pPr>
+      <w:r>
         <w:t>What this example does not establish</w:t>
       </w:r>
     </w:p>
     <w:p>
-      <w:r>
+      <w:pPr>
+        <w:pStyle w:val="Heading3"/>
+      </w:pPr>
+      <w:r>
+        <w:t>Keep the stated limit</w:t>
+      </w:r>
+    </w:p>
+    <w:p>
+      <w:pPr>
+        <w:spacing w:line="336" w:lineRule="auto" w:after="180"/>
+        <w:shd w:fill="FFF5E6"/>
+      </w:pPr>
+      <w:r>
+        <w:rPr>
+          <w:b w:val="0"/>
+        </w:rPr>
         <w:t>A clean table can still contain measurement or labelling errors that these checks do not detect.</w:t>
       </w:r>
     </w:p>
     <w:p>
-      <w:r>
-        <w:t>Read the labelled picture: Which repairs are evidence-backed in the original case, and which row must remain unknown?</w:t>
-      </w:r>
-    </w:p>
-    <w:p>
-      <w:r>
+      <w:pPr>
+        <w:pStyle w:val="Heading3"/>
+      </w:pPr>
+      <w:r>
+        <w:t>Keep the stated limit</w:t>
+      </w:r>
+    </w:p>
+    <w:p>
+      <w:pPr>
+        <w:spacing w:line="336" w:lineRule="auto" w:after="180"/>
+        <w:shd w:fill="FFF5E6"/>
+      </w:pPr>
+      <w:r>
+        <w:rPr>
+          <w:b w:val="0"/>
+        </w:rPr>
+        <w:t xml:space="preserve">Read the labelled picture: Which repairs are </w:t>
+      </w:r>
+      <w:r>
+        <w:rPr>
+          <w:b/>
+        </w:rPr>
+        <w:t>evidence</w:t>
+      </w:r>
+      <w:r>
+        <w:rPr>
+          <w:b w:val="0"/>
+        </w:rPr>
+        <w:t>-backed in the original case, and which row must remain unknown?</w:t>
+      </w:r>
+    </w:p>
+    <w:p>
+      <w:pPr>
+        <w:pStyle w:val="Heading3"/>
+      </w:pPr>
+      <w:r>
+        <w:t>Keep the stated limit</w:t>
+      </w:r>
+    </w:p>
+    <w:p>
+      <w:pPr>
+        <w:spacing w:line="336" w:lineRule="auto" w:after="180"/>
+        <w:shd w:fill="FFF5E6"/>
+      </w:pPr>
+      <w:r>
+        <w:rPr>
+          <w:b w:val="0"/>
+        </w:rPr>
         <w:t>Change one thing: The source log gives B only as bare 200 with no unit. Predict the result before checking the explanation. What remains the same?</w:t>
       </w:r>
     </w:p>
@@ -1943,6 +3311,17 @@
     </w:p>
     <w:p>
       <w:r>
+        <w:t>Find the unsupported step in the Good Data, Bad Data claim and explain a repair using the supplied evidence.</w:t>
+      </w:r>
+    </w:p>
+    <w:p>
+      <w:pPr>
+        <w:spacing w:line="336" w:lineRule="auto" w:after="180"/>
+      </w:pPr>
+      <w:r>
+        <w:rPr>
+          <w:b/>
+        </w:rPr>
         <w:t>COMPARE</w:t>
       </w:r>
     </w:p>
@@ -1955,7 +3334,13 @@
       </w:r>
     </w:p>
     <w:p>
-      <w:r>
+      <w:pPr>
+        <w:spacing w:line="336" w:lineRule="auto" w:after="180"/>
+      </w:pPr>
+      <w:r>
+        <w:rPr>
+          <w:b w:val="0"/>
+        </w:rPr>
         <w:t>A comparison helps reveal the true concept boundary.</w:t>
       </w:r>
     </w:p>
@@ -2143,53 +3528,226 @@
       </w:r>
     </w:p>
     <w:p>
-      <w:r>
+      <w:pPr>
+        <w:pStyle w:val="Heading3"/>
+      </w:pPr>
+      <w:r>
+        <w:t>Challenge claim A</w:t>
+      </w:r>
+    </w:p>
+    <w:p>
+      <w:pPr>
+        <w:spacing w:line="336" w:lineRule="auto" w:after="180"/>
+        <w:shd w:fill="F5F1FB"/>
+      </w:pPr>
+      <w:r>
+        <w:rPr>
+          <w:b w:val="0"/>
+        </w:rPr>
         <w:t>CLAIM A  The bigger dataset must be better.</w:t>
       </w:r>
     </w:p>
     <w:p>
-      <w:r>
+      <w:pPr>
+        <w:spacing w:line="336" w:lineRule="auto" w:after="180"/>
+      </w:pPr>
+      <w:r>
+        <w:rPr>
+          <w:b w:val="0"/>
+        </w:rPr>
         <w:t>Repair:</w:t>
       </w:r>
     </w:p>
     <w:p>
-      <w:r>
+      <w:pPr>
+        <w:pStyle w:val="Heading3"/>
+      </w:pPr>
+      <w:r>
+        <w:t>Challenge claim B</w:t>
+      </w:r>
+    </w:p>
+    <w:p>
+      <w:pPr>
+        <w:spacing w:line="336" w:lineRule="auto" w:after="180"/>
+        <w:shd w:fill="F5F1FB"/>
+      </w:pPr>
+      <w:r>
+        <w:rPr>
+          <w:b w:val="0"/>
+        </w:rPr>
         <w:t>CLAIM B  Clean formatting means the data is correct.</w:t>
       </w:r>
     </w:p>
     <w:p>
-      <w:r>
+      <w:pPr>
+        <w:spacing w:line="336" w:lineRule="auto" w:after="180"/>
+      </w:pPr>
+      <w:r>
+        <w:rPr>
+          <w:b w:val="0"/>
+        </w:rPr>
         <w:t>Repair:</w:t>
       </w:r>
     </w:p>
     <w:p>
-      <w:r>
-        <w:t>STRONG ANSWER FRAME  I claim ______ because the evidence shows ______. The process is ______. One limit is ______.</w:t>
-      </w:r>
-    </w:p>
-    <w:p>
       <w:pPr>
         <w:pStyle w:val="Heading3"/>
       </w:pPr>
       <w:r>
+        <w:t>A frame for explaining</w:t>
+      </w:r>
+    </w:p>
+    <w:p>
+      <w:pPr>
+        <w:spacing w:line="336" w:lineRule="auto" w:after="180"/>
+        <w:shd w:fill="F1F6FC"/>
+      </w:pPr>
+      <w:r>
+        <w:rPr>
+          <w:b w:val="0"/>
+        </w:rPr>
+        <w:t xml:space="preserve">STRONG ANSWER FRAME  I claim ______ because the </w:t>
+      </w:r>
+      <w:r>
+        <w:rPr>
+          <w:b/>
+        </w:rPr>
+        <w:t>evidence</w:t>
+      </w:r>
+      <w:r>
+        <w:rPr>
+          <w:b w:val="0"/>
+        </w:rPr>
+        <w:t xml:space="preserve"> shows ______. The </w:t>
+      </w:r>
+      <w:r>
+        <w:rPr>
+          <w:b/>
+        </w:rPr>
+        <w:t>process</w:t>
+      </w:r>
+      <w:r>
+        <w:rPr>
+          <w:b w:val="0"/>
+        </w:rPr>
+        <w:t xml:space="preserve"> is ______. One limit is ______.</w:t>
+      </w:r>
+    </w:p>
+    <w:p>
+      <w:pPr>
+        <w:pStyle w:val="Heading3"/>
+      </w:pPr>
+      <w:r>
         <w:t>A closer explanation</w:t>
       </w:r>
     </w:p>
     <w:p>
-      <w:r>
-        <w:t>After changing a value, run the schema checks again and compare the corrected copy with the raw copy and log. Recount distinct trials. Check that every correction has evidence and that zero, missing and conflict remain separate. A repair can introduce a new mistake if a value is changed in the wrong row.</w:t>
-      </w:r>
-    </w:p>
-    <w:p>
-      <w:r>
-        <w:t>The corrected RampLog supports a statement about its three assessed trials. It does not establish how every ramp or future trial behaves. Better formatting cannot create missing observations or broaden what was sampled. Next week asks which cases a dataset actually covers.</w:t>
-      </w:r>
-    </w:p>
-    <w:p>
       <w:pPr>
         <w:pStyle w:val="Heading3"/>
       </w:pPr>
       <w:r>
+        <w:t>Check the claim against the facts</w:t>
+      </w:r>
+    </w:p>
+    <w:p>
+      <w:pPr>
+        <w:spacing w:line="336" w:lineRule="auto" w:after="180"/>
+        <w:shd w:fill="FFF5E6"/>
+      </w:pPr>
+      <w:r>
+        <w:rPr>
+          <w:b w:val="0"/>
+        </w:rPr>
+        <w:t xml:space="preserve">After changing a value, run the </w:t>
+      </w:r>
+      <w:r>
+        <w:rPr>
+          <w:b/>
+        </w:rPr>
+        <w:t>schema</w:t>
+      </w:r>
+      <w:r>
+        <w:rPr>
+          <w:b w:val="0"/>
+        </w:rPr>
+        <w:t xml:space="preserve"> checks again and compare the corrected copy with the raw copy and log. Recount distinct trials.</w:t>
+      </w:r>
+    </w:p>
+    <w:p>
+      <w:pPr>
+        <w:spacing w:line="336" w:lineRule="auto" w:after="180"/>
+        <w:shd w:fill="FFF5E6"/>
+      </w:pPr>
+      <w:r>
+        <w:rPr>
+          <w:b w:val="0"/>
+        </w:rPr>
+        <w:t xml:space="preserve">Check that every </w:t>
+      </w:r>
+      <w:r>
+        <w:rPr>
+          <w:b/>
+        </w:rPr>
+        <w:t>correction</w:t>
+      </w:r>
+      <w:r>
+        <w:rPr>
+          <w:b w:val="0"/>
+        </w:rPr>
+        <w:t xml:space="preserve"> has </w:t>
+      </w:r>
+      <w:r>
+        <w:rPr>
+          <w:b/>
+        </w:rPr>
+        <w:t>evidence</w:t>
+      </w:r>
+      <w:r>
+        <w:rPr>
+          <w:b w:val="0"/>
+        </w:rPr>
+        <w:t xml:space="preserve"> and that zero, missing and conflict remain separate. A repair can introduce a new mistake if a value is changed in the wrong row.</w:t>
+      </w:r>
+    </w:p>
+    <w:p>
+      <w:pPr>
+        <w:spacing w:line="336" w:lineRule="auto" w:after="180"/>
+      </w:pPr>
+      <w:r>
+        <w:rPr>
+          <w:b w:val="0"/>
+        </w:rPr>
+        <w:t xml:space="preserve">The corrected RampLog supports a statement about its three assessed trials. It does not establish how every ramp or future trial behaves. Better formatting cannot create missing </w:t>
+      </w:r>
+      <w:r>
+        <w:rPr>
+          <w:b/>
+        </w:rPr>
+        <w:t>observation</w:t>
+      </w:r>
+      <w:r>
+        <w:rPr>
+          <w:b w:val="0"/>
+        </w:rPr>
+        <w:t>s or broaden what was sampled.</w:t>
+      </w:r>
+    </w:p>
+    <w:p>
+      <w:pPr>
+        <w:spacing w:line="336" w:lineRule="auto" w:after="180"/>
+      </w:pPr>
+      <w:r>
+        <w:rPr>
+          <w:b w:val="0"/>
+        </w:rPr>
+        <w:t>Next week asks which cases a dataset actually covers.</w:t>
+      </w:r>
+    </w:p>
+    <w:p>
+      <w:pPr>
+        <w:pStyle w:val="Heading3"/>
+      </w:pPr>
+      <w:r>
         <w:t>A table now has no blank cells because a designer guessed all missing measurements. Explain why this does not establish better evidence, and state what a trustworthy repair record should retain</w:t>
       </w:r>
     </w:p>
@@ -2223,6 +3781,17 @@
     </w:p>
     <w:p>
       <w:r>
+        <w:t>Practise Good Data, Bad Data with support, then explain the deciding step in your own words.</w:t>
+      </w:r>
+    </w:p>
+    <w:p>
+      <w:pPr>
+        <w:spacing w:line="336" w:lineRule="auto" w:after="180"/>
+      </w:pPr>
+      <w:r>
+        <w:rPr>
+          <w:b/>
+        </w:rPr>
         <w:t>GUIDED PRACTICE</w:t>
       </w:r>
     </w:p>
@@ -2235,7 +3804,13 @@
       </w:r>
     </w:p>
     <w:p>
-      <w:r>
+      <w:pPr>
+        <w:spacing w:line="336" w:lineRule="auto" w:after="180"/>
+      </w:pPr>
+      <w:r>
+        <w:rPr>
+          <w:b w:val="0"/>
+        </w:rPr>
         <w:t>Use support now so you can succeed independently later.</w:t>
       </w:r>
     </w:p>
@@ -2276,46 +3851,228 @@
       </w:r>
     </w:p>
     <w:p>
-      <w:r>
-        <w:t>Explain how the picture story demonstrates this idea: Coverage, correctness, and relevance matter more than raw quantity.</w:t>
-      </w:r>
-    </w:p>
-    <w:p>
-      <w:r>
-        <w:t>Use a fresh example to explain coverage.</w:t>
-      </w:r>
-    </w:p>
-    <w:p>
-      <w:r>
-        <w:t>Trace a new input → process → output example.</w:t>
-      </w:r>
-    </w:p>
-    <w:p>
-      <w:r>
+      <w:pPr>
+        <w:spacing w:line="336" w:lineRule="auto" w:after="180"/>
+      </w:pPr>
+      <w:r>
+        <w:rPr>
+          <w:b w:val="0"/>
+        </w:rPr>
+        <w:t xml:space="preserve">Explain how the picture story demonstrates this idea: </w:t>
+      </w:r>
+      <w:r>
+        <w:rPr>
+          <w:b/>
+        </w:rPr>
+        <w:t>Coverage</w:t>
+      </w:r>
+      <w:r>
+        <w:rPr>
+          <w:b w:val="0"/>
+        </w:rPr>
+        <w:t xml:space="preserve">, </w:t>
+      </w:r>
+      <w:r>
+        <w:rPr>
+          <w:b/>
+        </w:rPr>
+        <w:t>correctness</w:t>
+      </w:r>
+      <w:r>
+        <w:rPr>
+          <w:b w:val="0"/>
+        </w:rPr>
+        <w:t xml:space="preserve">, and </w:t>
+      </w:r>
+      <w:r>
+        <w:rPr>
+          <w:b/>
+        </w:rPr>
+        <w:t>relevance</w:t>
+      </w:r>
+      <w:r>
+        <w:rPr>
+          <w:b w:val="0"/>
+        </w:rPr>
+        <w:t xml:space="preserve"> matter more than raw quantity.</w:t>
+      </w:r>
+    </w:p>
+    <w:p>
+      <w:pPr>
+        <w:spacing w:line="336" w:lineRule="auto" w:after="180"/>
+      </w:pPr>
+      <w:r>
+        <w:rPr>
+          <w:b w:val="0"/>
+        </w:rPr>
+        <w:t xml:space="preserve">Use a fresh example to explain </w:t>
+      </w:r>
+      <w:r>
+        <w:rPr>
+          <w:b/>
+        </w:rPr>
+        <w:t>coverage</w:t>
+      </w:r>
+      <w:r>
+        <w:rPr>
+          <w:b w:val="0"/>
+        </w:rPr>
+        <w:t>.</w:t>
+      </w:r>
+    </w:p>
+    <w:p>
+      <w:pPr>
+        <w:spacing w:line="336" w:lineRule="auto" w:after="180"/>
+      </w:pPr>
+      <w:r>
+        <w:rPr>
+          <w:b w:val="0"/>
+        </w:rPr>
+        <w:t xml:space="preserve">Trace a new </w:t>
+      </w:r>
+      <w:r>
+        <w:rPr>
+          <w:b/>
+        </w:rPr>
+        <w:t>input</w:t>
+      </w:r>
+      <w:r>
+        <w:rPr>
+          <w:b w:val="0"/>
+        </w:rPr>
+        <w:t xml:space="preserve"> → </w:t>
+      </w:r>
+      <w:r>
+        <w:rPr>
+          <w:b/>
+        </w:rPr>
+        <w:t>process</w:t>
+      </w:r>
+      <w:r>
+        <w:rPr>
+          <w:b w:val="0"/>
+        </w:rPr>
+        <w:t xml:space="preserve"> → </w:t>
+      </w:r>
+      <w:r>
+        <w:rPr>
+          <w:b/>
+        </w:rPr>
+        <w:t>output</w:t>
+      </w:r>
+      <w:r>
+        <w:rPr>
+          <w:b w:val="0"/>
+        </w:rPr>
+        <w:t xml:space="preserve"> example.</w:t>
+      </w:r>
+    </w:p>
+    <w:p>
+      <w:pPr>
+        <w:spacing w:line="336" w:lineRule="auto" w:after="180"/>
+      </w:pPr>
+      <w:r>
+        <w:rPr>
+          <w:b w:val="0"/>
+        </w:rPr>
         <w:t>Find and repair the error in: Clean formatting means the data is correct.</w:t>
       </w:r>
     </w:p>
     <w:p>
-      <w:r>
+      <w:pPr>
+        <w:spacing w:line="336" w:lineRule="auto" w:after="180"/>
+      </w:pPr>
+      <w:r>
+        <w:rPr>
+          <w:b w:val="0"/>
+        </w:rPr>
         <w:t>Invent one edge case and name the safe response.</w:t>
       </w:r>
     </w:p>
     <w:p>
-      <w:r>
-        <w:t>PARTNER CHECK  Point to the evidence. Do not accept an answer that only repeats the vocabulary word.</w:t>
-      </w:r>
-    </w:p>
-    <w:p>
       <w:pPr>
         <w:pStyle w:val="Heading3"/>
       </w:pPr>
       <w:r>
+        <w:t>Check with a partner</w:t>
+      </w:r>
+    </w:p>
+    <w:p>
+      <w:pPr>
+        <w:spacing w:line="336" w:lineRule="auto" w:after="180"/>
+        <w:shd w:fill="F5F1FB"/>
+      </w:pPr>
+      <w:r>
+        <w:rPr>
+          <w:b w:val="0"/>
+        </w:rPr>
+        <w:t xml:space="preserve">PARTNER CHECK  Point to the </w:t>
+      </w:r>
+      <w:r>
+        <w:rPr>
+          <w:b/>
+        </w:rPr>
+        <w:t>evidence</w:t>
+      </w:r>
+      <w:r>
+        <w:rPr>
+          <w:b w:val="0"/>
+        </w:rPr>
+        <w:t>. Do not accept an answer that only repeats the vocabulary word.</w:t>
+      </w:r>
+    </w:p>
+    <w:p>
+      <w:pPr>
+        <w:pStyle w:val="Heading3"/>
+      </w:pPr>
+      <w:r>
         <w:t>A closer explanation</w:t>
       </w:r>
     </w:p>
     <w:p>
-      <w:r>
-        <w:t>After the documented correction and confirmed duplicate handling, RampLog contains four distinct trials: T1, T2, T3 and T4. Three have recorded travel. T1 has 3 cm, T2 has 5 cm and T4 has 0 cm. Only T2 meets at least 4 cm, so the result is 1 of 3 assessed trials, with 1 trial missing travel. Do not report T3 as a failure or hide it from the account.</w:t>
+      <w:pPr>
+        <w:spacing w:line="336" w:lineRule="auto" w:after="180"/>
+      </w:pPr>
+      <w:r>
+        <w:rPr>
+          <w:b w:val="0"/>
+        </w:rPr>
+        <w:t xml:space="preserve">After the documented </w:t>
+      </w:r>
+      <w:r>
+        <w:rPr>
+          <w:b/>
+        </w:rPr>
+        <w:t>correction</w:t>
+      </w:r>
+      <w:r>
+        <w:rPr>
+          <w:b w:val="0"/>
+        </w:rPr>
+        <w:t xml:space="preserve"> and confirmed </w:t>
+      </w:r>
+      <w:r>
+        <w:rPr>
+          <w:b/>
+        </w:rPr>
+        <w:t>duplicate</w:t>
+      </w:r>
+      <w:r>
+        <w:rPr>
+          <w:b w:val="0"/>
+        </w:rPr>
+        <w:t xml:space="preserve"> handling, RampLog contains four distinct trials: T1, T2, T3 and T4. Three have recorded travel. T1 has 3 cm, T2 has 5 cm and T4 has 0 cm.</w:t>
+      </w:r>
+    </w:p>
+    <w:p>
+      <w:pPr>
+        <w:spacing w:line="336" w:lineRule="auto" w:after="180"/>
+      </w:pPr>
+      <w:r>
+        <w:rPr>
+          <w:b w:val="0"/>
+        </w:rPr>
+        <w:t>Only T2 meets at least 4 cm, so the result is 1 of 3 assessed trials, with 1 trial missing travel. Do not report T3 as a failure or hide it from the account.</w:t>
       </w:r>
     </w:p>
     <w:p>
@@ -2362,8 +4119,49 @@
       </w:r>
     </w:p>
     <w:p>
-      <w:r>
-        <w:t>Describe which records entered the calculation and why. Keep unresolved records visible in a separate status list. A new measurement is a new observation with its own time and identity; it should not be passed off as the missing observation from an earlier trial.</w:t>
+      <w:pPr>
+        <w:spacing w:line="336" w:lineRule="auto" w:after="180"/>
+      </w:pPr>
+      <w:r>
+        <w:rPr>
+          <w:b w:val="0"/>
+        </w:rPr>
+        <w:t>Describe which records entered the calculation and why. Keep unresolved records visible in a separate status list.</w:t>
+      </w:r>
+    </w:p>
+    <w:p>
+      <w:pPr>
+        <w:spacing w:line="336" w:lineRule="auto" w:after="180"/>
+      </w:pPr>
+      <w:r>
+        <w:rPr>
+          <w:b w:val="0"/>
+        </w:rPr>
+        <w:t xml:space="preserve">A new measurement is a new </w:t>
+      </w:r>
+      <w:r>
+        <w:rPr>
+          <w:b/>
+        </w:rPr>
+        <w:t>observation</w:t>
+      </w:r>
+      <w:r>
+        <w:rPr>
+          <w:b w:val="0"/>
+        </w:rPr>
+        <w:t xml:space="preserve"> with its own time and identity; it should not be passed off as the missing </w:t>
+      </w:r>
+      <w:r>
+        <w:rPr>
+          <w:b/>
+        </w:rPr>
+        <w:t>observation</w:t>
+      </w:r>
+      <w:r>
+        <w:rPr>
+          <w:b w:val="0"/>
+        </w:rPr>
+        <w:t xml:space="preserve"> from an earlier trial.</w:t>
       </w:r>
     </w:p>
     <w:p>
@@ -2375,8 +4173,26 @@
       </w:r>
     </w:p>
     <w:p>
-      <w:r>
-        <w:t>Use workbook W2 for the connected example “Data quality and documented repair”. First fill the input and rule boxes. Try the middle steps before asking for a hint. After a hint, try the next step yourself.</w:t>
+      <w:pPr>
+        <w:spacing w:line="336" w:lineRule="auto" w:after="180"/>
+      </w:pPr>
+      <w:r>
+        <w:rPr>
+          <w:b w:val="0"/>
+        </w:rPr>
+        <w:t xml:space="preserve">Use workbook W2 for the connected example “Data quality and documented repair”. First fill the </w:t>
+      </w:r>
+      <w:r>
+        <w:rPr>
+          <w:b/>
+        </w:rPr>
+        <w:t>input</w:t>
+      </w:r>
+      <w:r>
+        <w:rPr>
+          <w:b w:val="0"/>
+        </w:rPr>
+        <w:t xml:space="preserve"> and rule boxes. Try the middle steps before asking for a hint. After a hint, try the next step yourself.</w:t>
       </w:r>
     </w:p>
     <w:tbl>
@@ -2459,7 +4275,13 @@
       </w:tr>
     </w:tbl>
     <w:p>
-      <w:r>
+      <w:pPr>
+        <w:spacing w:line="336" w:lineRule="auto" w:after="180"/>
+      </w:pPr>
+      <w:r>
+        <w:rPr>
+          <w:b w:val="0"/>
+        </w:rPr>
         <w:t>Explain your trace to a partner. Your partner points to one step to check. Swap roles on the next case. Each person writes their own explanation.</w:t>
       </w:r>
     </w:p>
@@ -2472,12 +4294,35 @@
       </w:r>
     </w:p>
     <w:p>
-      <w:r>
-        <w:t>Use the worked case for Data quality and documented repair. Proposed explanation: “Every valid value is true”. Decide whether this explanation is supported. Point to the step or supplied fact that decides; explain your repair if needed.</w:t>
-      </w:r>
-    </w:p>
-    <w:p>
-      <w:r>
+      <w:pPr>
+        <w:spacing w:line="336" w:lineRule="auto" w:after="180"/>
+      </w:pPr>
+      <w:r>
+        <w:rPr>
+          <w:b w:val="0"/>
+        </w:rPr>
+        <w:t>Use the worked case for Data quality and documented repair. Proposed explanation: “Every valid value is true”. Decide whether this explanation is supported.</w:t>
+      </w:r>
+    </w:p>
+    <w:p>
+      <w:pPr>
+        <w:spacing w:line="336" w:lineRule="auto" w:after="180"/>
+      </w:pPr>
+      <w:r>
+        <w:rPr>
+          <w:b w:val="0"/>
+        </w:rPr>
+        <w:t>Point to the step or supplied fact that decides; explain your repair if needed.</w:t>
+      </w:r>
+    </w:p>
+    <w:p>
+      <w:pPr>
+        <w:spacing w:line="336" w:lineRule="auto" w:after="180"/>
+      </w:pPr>
+      <w:r>
+        <w:rPr>
+          <w:b w:val="0"/>
+        </w:rPr>
         <w:t>Answer on your own before discussion. If you are unsure, say which step you need help with.</w:t>
       </w:r>
     </w:p>
@@ -2490,8 +4335,27 @@
       </w:r>
     </w:p>
     <w:p>
-      <w:r>
-        <w:t>Which repairs are evidence-backed in the original case, and which row must remain unknown?</w:t>
+      <w:pPr>
+        <w:spacing w:line="336" w:lineRule="auto" w:after="180"/>
+        <w:shd w:fill="F5F1FB"/>
+      </w:pPr>
+      <w:r>
+        <w:rPr>
+          <w:b w:val="0"/>
+        </w:rPr>
+        <w:t xml:space="preserve">Which repairs are </w:t>
+      </w:r>
+      <w:r>
+        <w:rPr>
+          <w:b/>
+        </w:rPr>
+        <w:t>evidence</w:t>
+      </w:r>
+      <w:r>
+        <w:rPr>
+          <w:b w:val="0"/>
+        </w:rPr>
+        <w:t>-backed in the original case, and which row must remain unknown?</w:t>
       </w:r>
     </w:p>
     <w:p>
@@ -2523,7 +4387,13 @@
       </w:r>
     </w:p>
     <w:p>
-      <w:r>
+      <w:pPr>
+        <w:spacing w:line="336" w:lineRule="auto" w:after="180"/>
+      </w:pPr>
+      <w:r>
+        <w:rPr>
+          <w:b w:val="0"/>
+        </w:rPr>
         <w:t>This is supported practice. Keep the separately named independent case for an attempt before feedback.</w:t>
       </w:r>
     </w:p>
@@ -2537,6 +4407,17 @@
     </w:p>
     <w:p>
       <w:r>
+        <w:t>Investigate Good Data, Bad Data. Record the prediction, actual observation or labelled paper trace, explanation and next test separately.</w:t>
+      </w:r>
+    </w:p>
+    <w:p>
+      <w:pPr>
+        <w:spacing w:line="336" w:lineRule="auto" w:after="180"/>
+      </w:pPr>
+      <w:r>
+        <w:rPr>
+          <w:b/>
+        </w:rPr>
         <w:t>EXPLORER LAB</w:t>
       </w:r>
     </w:p>
@@ -2549,8 +4430,26 @@
       </w:r>
     </w:p>
     <w:p>
-      <w:r>
-        <w:t>Predict first, test honestly, and explain what the evidence means.</w:t>
+      <w:pPr>
+        <w:spacing w:line="336" w:lineRule="auto" w:after="180"/>
+      </w:pPr>
+      <w:r>
+        <w:rPr>
+          <w:b w:val="0"/>
+        </w:rPr>
+        <w:t xml:space="preserve">Predict first, test honestly, and explain what the </w:t>
+      </w:r>
+      <w:r>
+        <w:rPr>
+          <w:b/>
+        </w:rPr>
+        <w:t>evidence</w:t>
+      </w:r>
+      <w:r>
+        <w:rPr>
+          <w:b w:val="0"/>
+        </w:rPr>
+        <w:t xml:space="preserve"> means.</w:t>
       </w:r>
     </w:p>
     <w:p>
@@ -2590,27 +4489,126 @@
       </w:r>
     </w:p>
     <w:p>
-      <w:r>
-        <w:t>State your prediction before the result is known.</w:t>
-      </w:r>
-    </w:p>
-    <w:p>
-      <w:r>
+      <w:pPr>
+        <w:pStyle w:val="Heading3"/>
+      </w:pPr>
+      <w:r>
+        <w:t>1. Predict</w:t>
+      </w:r>
+    </w:p>
+    <w:p>
+      <w:pPr>
+        <w:spacing w:line="336" w:lineRule="auto" w:after="180"/>
+        <w:shd w:fill="F4F9FC"/>
+      </w:pPr>
+      <w:r>
+        <w:rPr>
+          <w:b w:val="0"/>
+        </w:rPr>
+        <w:t xml:space="preserve">State your </w:t>
+      </w:r>
+      <w:r>
+        <w:rPr>
+          <w:b/>
+        </w:rPr>
+        <w:t>prediction</w:t>
+      </w:r>
+      <w:r>
+        <w:rPr>
+          <w:b w:val="0"/>
+        </w:rPr>
+        <w:t xml:space="preserve"> before the result is known.</w:t>
+      </w:r>
+    </w:p>
+    <w:p>
+      <w:pPr>
+        <w:pStyle w:val="Heading3"/>
+      </w:pPr>
+      <w:r>
+        <w:t>2. Investigate</w:t>
+      </w:r>
+    </w:p>
+    <w:p>
+      <w:pPr>
+        <w:spacing w:line="336" w:lineRule="auto" w:after="180"/>
+        <w:shd w:fill="F4F9FC"/>
+      </w:pPr>
+      <w:r>
+        <w:rPr>
+          <w:b w:val="0"/>
+        </w:rPr>
         <w:t>Complete the task: Audit two mini datasets and choose the safer one.</w:t>
       </w:r>
     </w:p>
     <w:p>
-      <w:r>
+      <w:pPr>
+        <w:pStyle w:val="Heading3"/>
+      </w:pPr>
+      <w:r>
+        <w:t>3. Compare cases</w:t>
+      </w:r>
+    </w:p>
+    <w:p>
+      <w:pPr>
+        <w:spacing w:line="336" w:lineRule="auto" w:after="180"/>
+        <w:shd w:fill="F4F9FC"/>
+      </w:pPr>
+      <w:r>
+        <w:rPr>
+          <w:b w:val="0"/>
+        </w:rPr>
         <w:t>Keep a normal case and an edge case clearly separated.</w:t>
       </w:r>
     </w:p>
     <w:p>
-      <w:r>
-        <w:t>Record what happened—even when it does not match your prediction.</w:t>
-      </w:r>
-    </w:p>
-    <w:p>
-      <w:r>
+      <w:pPr>
+        <w:pStyle w:val="Heading3"/>
+      </w:pPr>
+      <w:r>
+        <w:t>4. Record honestly</w:t>
+      </w:r>
+    </w:p>
+    <w:p>
+      <w:pPr>
+        <w:spacing w:line="336" w:lineRule="auto" w:after="180"/>
+        <w:shd w:fill="F4F9FC"/>
+      </w:pPr>
+      <w:r>
+        <w:rPr>
+          <w:b w:val="0"/>
+        </w:rPr>
+        <w:t xml:space="preserve">Record what happened—even when it does not match your </w:t>
+      </w:r>
+      <w:r>
+        <w:rPr>
+          <w:b/>
+        </w:rPr>
+        <w:t>prediction</w:t>
+      </w:r>
+      <w:r>
+        <w:rPr>
+          <w:b w:val="0"/>
+        </w:rPr>
+        <w:t>.</w:t>
+      </w:r>
+    </w:p>
+    <w:p>
+      <w:pPr>
+        <w:pStyle w:val="Heading3"/>
+      </w:pPr>
+      <w:r>
+        <w:t>5. Explain and plan the next test</w:t>
+      </w:r>
+    </w:p>
+    <w:p>
+      <w:pPr>
+        <w:spacing w:line="336" w:lineRule="auto" w:after="180"/>
+        <w:shd w:fill="F4F9FC"/>
+      </w:pPr>
+      <w:r>
+        <w:rPr>
+          <w:b w:val="0"/>
+        </w:rPr>
         <w:t>Explain the result, one limitation, and the next useful test.</w:t>
       </w:r>
     </w:p>
@@ -2745,7 +4743,22 @@
       </w:tr>
     </w:tbl>
     <w:p>
-      <w:r>
+      <w:pPr>
+        <w:pStyle w:val="Heading3"/>
+      </w:pPr>
+      <w:r>
+        <w:t>Use a fresh case after support</w:t>
+      </w:r>
+    </w:p>
+    <w:p>
+      <w:pPr>
+        <w:spacing w:line="336" w:lineRule="auto" w:after="180"/>
+        <w:shd w:fill="FFF5E6"/>
+      </w:pPr>
+      <w:r>
+        <w:rPr>
+          <w:b w:val="0"/>
+        </w:rPr>
         <w:t>INDEPENDENCE  After support is removed, repeat the proof with a fresh case.</w:t>
       </w:r>
     </w:p>
@@ -2758,7 +4771,13 @@
       </w:r>
     </w:p>
     <w:p>
-      <w:r>
+      <w:pPr>
+        <w:spacing w:line="336" w:lineRule="auto" w:after="180"/>
+      </w:pPr>
+      <w:r>
+        <w:rPr>
+          <w:b w:val="0"/>
+        </w:rPr>
         <w:t>Before trying: what do I expect, and why? While trying: which step could first go wrong? Afterwards: what did I actually observe, and what should change? Keep “not run” if you only traced the procedure.</w:t>
       </w:r>
     </w:p>
@@ -2772,6 +4791,17 @@
     </w:p>
     <w:p>
       <w:r>
+        <w:t>Move from recall to tracing, diagnosis and transfer in Good Data, Bad Data. Explain why each step is justified.</w:t>
+      </w:r>
+    </w:p>
+    <w:p>
+      <w:pPr>
+        <w:spacing w:line="336" w:lineRule="auto" w:after="180"/>
+      </w:pPr>
+      <w:r>
+        <w:rPr>
+          <w:b/>
+        </w:rPr>
         <w:t>PRACTICE LADDER</w:t>
       </w:r>
     </w:p>
@@ -2784,7 +4814,13 @@
       </w:r>
     </w:p>
     <w:p>
-      <w:r>
+      <w:pPr>
+        <w:spacing w:line="336" w:lineRule="auto" w:after="180"/>
+      </w:pPr>
+      <w:r>
+        <w:rPr>
+          <w:b w:val="0"/>
+        </w:rPr>
         <w:t>Each step asks for a stronger kind of understanding.</w:t>
       </w:r>
     </w:p>
@@ -2825,42 +4861,214 @@
       </w:r>
     </w:p>
     <w:p>
-      <w:r>
-        <w:t>RECALL  Define coverage.</w:t>
-      </w:r>
-    </w:p>
-    <w:p>
-      <w:r>
-        <w:t>EXPLAIN  Coverage, correctness, and relevance matter more than raw quantity.</w:t>
-      </w:r>
-    </w:p>
-    <w:p>
-      <w:r>
-        <w:t>TRACE  Show the input, process, and output.</w:t>
-      </w:r>
-    </w:p>
-    <w:p>
-      <w:r>
+      <w:pPr>
+        <w:spacing w:line="336" w:lineRule="auto" w:after="180"/>
+        <w:shd w:fill="F4F9FC"/>
+      </w:pPr>
+      <w:r>
+        <w:rPr>
+          <w:b w:val="0"/>
+        </w:rPr>
+        <w:t xml:space="preserve">RECALL  Define </w:t>
+      </w:r>
+      <w:r>
+        <w:rPr>
+          <w:b/>
+        </w:rPr>
+        <w:t>coverage</w:t>
+      </w:r>
+      <w:r>
+        <w:rPr>
+          <w:b w:val="0"/>
+        </w:rPr>
+        <w:t>.</w:t>
+      </w:r>
+    </w:p>
+    <w:p>
+      <w:pPr>
+        <w:spacing w:line="336" w:lineRule="auto" w:after="180"/>
+        <w:shd w:fill="F4F9FC"/>
+      </w:pPr>
+      <w:r>
+        <w:rPr>
+          <w:b w:val="0"/>
+        </w:rPr>
+        <w:t xml:space="preserve">EXPLAIN  </w:t>
+      </w:r>
+      <w:r>
+        <w:rPr>
+          <w:b/>
+        </w:rPr>
+        <w:t>Coverage</w:t>
+      </w:r>
+      <w:r>
+        <w:rPr>
+          <w:b w:val="0"/>
+        </w:rPr>
+        <w:t xml:space="preserve">, </w:t>
+      </w:r>
+      <w:r>
+        <w:rPr>
+          <w:b/>
+        </w:rPr>
+        <w:t>correctness</w:t>
+      </w:r>
+      <w:r>
+        <w:rPr>
+          <w:b w:val="0"/>
+        </w:rPr>
+        <w:t xml:space="preserve">, and </w:t>
+      </w:r>
+      <w:r>
+        <w:rPr>
+          <w:b/>
+        </w:rPr>
+        <w:t>relevance</w:t>
+      </w:r>
+      <w:r>
+        <w:rPr>
+          <w:b w:val="0"/>
+        </w:rPr>
+        <w:t xml:space="preserve"> matter more than raw quantity.</w:t>
+      </w:r>
+    </w:p>
+    <w:p>
+      <w:pPr>
+        <w:spacing w:line="336" w:lineRule="auto" w:after="180"/>
+        <w:shd w:fill="F4F9FC"/>
+      </w:pPr>
+      <w:r>
+        <w:rPr>
+          <w:b w:val="0"/>
+        </w:rPr>
+        <w:t xml:space="preserve">TRACE  Show the </w:t>
+      </w:r>
+      <w:r>
+        <w:rPr>
+          <w:b/>
+        </w:rPr>
+        <w:t>input</w:t>
+      </w:r>
+      <w:r>
+        <w:rPr>
+          <w:b w:val="0"/>
+        </w:rPr>
+        <w:t xml:space="preserve">, </w:t>
+      </w:r>
+      <w:r>
+        <w:rPr>
+          <w:b/>
+        </w:rPr>
+        <w:t>process</w:t>
+      </w:r>
+      <w:r>
+        <w:rPr>
+          <w:b w:val="0"/>
+        </w:rPr>
+        <w:t xml:space="preserve">, and </w:t>
+      </w:r>
+      <w:r>
+        <w:rPr>
+          <w:b/>
+        </w:rPr>
+        <w:t>output</w:t>
+      </w:r>
+      <w:r>
+        <w:rPr>
+          <w:b w:val="0"/>
+        </w:rPr>
+        <w:t>.</w:t>
+      </w:r>
+    </w:p>
+    <w:p>
+      <w:pPr>
+        <w:spacing w:line="336" w:lineRule="auto" w:after="180"/>
+        <w:shd w:fill="F4F9FC"/>
+      </w:pPr>
+      <w:r>
+        <w:rPr>
+          <w:b w:val="0"/>
+        </w:rPr>
         <w:t>DIAGNOSE  Repair: The bigger dataset must be better.</w:t>
       </w:r>
     </w:p>
     <w:p>
-      <w:r>
+      <w:pPr>
+        <w:spacing w:line="336" w:lineRule="auto" w:after="180"/>
+        <w:shd w:fill="F4F9FC"/>
+      </w:pPr>
+      <w:r>
+        <w:rPr>
+          <w:b w:val="0"/>
+        </w:rPr>
         <w:t>TRANSFER  Apply the idea to a new home or classroom case.</w:t>
       </w:r>
     </w:p>
     <w:p>
-      <w:r>
+      <w:pPr>
+        <w:spacing w:line="336" w:lineRule="auto" w:after="180"/>
+        <w:shd w:fill="F4F9FC"/>
+      </w:pPr>
+      <w:r>
+        <w:rPr>
+          <w:b w:val="0"/>
+        </w:rPr>
         <w:t>CREATE  Design one revealing test.</w:t>
       </w:r>
     </w:p>
     <w:p>
-      <w:r>
-        <w:t>DEFEND  Give a claim, evidence, mechanism, limit, and safe action.</w:t>
-      </w:r>
-    </w:p>
-    <w:p>
-      <w:r>
+      <w:pPr>
+        <w:spacing w:line="336" w:lineRule="auto" w:after="180"/>
+        <w:shd w:fill="F4F9FC"/>
+      </w:pPr>
+      <w:r>
+        <w:rPr>
+          <w:b w:val="0"/>
+        </w:rPr>
+        <w:t xml:space="preserve">DEFEND  Give a claim, </w:t>
+      </w:r>
+      <w:r>
+        <w:rPr>
+          <w:b/>
+        </w:rPr>
+        <w:t>evidence</w:t>
+      </w:r>
+      <w:r>
+        <w:rPr>
+          <w:b w:val="0"/>
+        </w:rPr>
+        <w:t xml:space="preserve">, </w:t>
+      </w:r>
+      <w:r>
+        <w:rPr>
+          <w:b/>
+        </w:rPr>
+        <w:t>mechanism</w:t>
+      </w:r>
+      <w:r>
+        <w:rPr>
+          <w:b w:val="0"/>
+        </w:rPr>
+        <w:t>, limit, and safe action.</w:t>
+      </w:r>
+    </w:p>
+    <w:p>
+      <w:pPr>
+        <w:pStyle w:val="Heading3"/>
+      </w:pPr>
+      <w:r>
+        <w:t>When to retry</w:t>
+      </w:r>
+    </w:p>
+    <w:p>
+      <w:pPr>
+        <w:spacing w:line="336" w:lineRule="auto" w:after="180"/>
+        <w:shd w:fill="F1F6F8"/>
+      </w:pPr>
+      <w:r>
+        <w:rPr>
+          <w:b w:val="0"/>
+        </w:rPr>
         <w:t>RETRY RULE  A coached answer becomes mastery only after you solve a different case independently.</w:t>
       </w:r>
     </w:p>
@@ -2874,6 +5082,17 @@
     </w:p>
     <w:p>
       <w:r>
+        <w:t>Apply this week’s idea to Helpful Classroom Sorter. Keep an annotated decision and the evidence supporting it.</w:t>
+      </w:r>
+    </w:p>
+    <w:p>
+      <w:pPr>
+        <w:spacing w:line="336" w:lineRule="auto" w:after="180"/>
+      </w:pPr>
+      <w:r>
+        <w:rPr>
+          <w:b/>
+        </w:rPr>
         <w:t>PROJECT</w:t>
       </w:r>
     </w:p>
@@ -2886,8 +5105,26 @@
       </w:r>
     </w:p>
     <w:p>
-      <w:r>
-        <w:t>Build one coherent system across the year, one evidence-based decision at a time.</w:t>
+      <w:pPr>
+        <w:spacing w:line="336" w:lineRule="auto" w:after="180"/>
+      </w:pPr>
+      <w:r>
+        <w:rPr>
+          <w:b w:val="0"/>
+        </w:rPr>
+        <w:t xml:space="preserve">Build one coherent system across the year, one </w:t>
+      </w:r>
+      <w:r>
+        <w:rPr>
+          <w:b/>
+        </w:rPr>
+        <w:t>evidence</w:t>
+      </w:r>
+      <w:r>
+        <w:rPr>
+          <w:b w:val="0"/>
+        </w:rPr>
+        <w:t>-based decision at a time.</w:t>
       </w:r>
     </w:p>
     <w:p>
@@ -2927,32 +5164,86 @@
       </w:r>
     </w:p>
     <w:p>
-      <w:r>
+      <w:pPr>
+        <w:spacing w:line="336" w:lineRule="auto" w:after="180"/>
+        <w:shd w:fill="EDF7F3"/>
+      </w:pPr>
+      <w:r>
+        <w:rPr>
+          <w:b w:val="0"/>
+        </w:rPr>
         <w:t>THIS WEEK'S CHECKPOINT  Audit the sorter's example cards and add a reason for including each field and condition.</w:t>
       </w:r>
     </w:p>
     <w:p>
-      <w:r>
+      <w:pPr>
+        <w:spacing w:line="336" w:lineRule="auto" w:after="180"/>
+        <w:shd w:fill="F5F1FB"/>
+      </w:pPr>
+      <w:r>
+        <w:rPr>
+          <w:b w:val="0"/>
+        </w:rPr>
         <w:t>What real classroom need does this serve?</w:t>
       </w:r>
     </w:p>
     <w:p>
-      <w:r>
+      <w:pPr>
+        <w:spacing w:line="336" w:lineRule="auto" w:after="180"/>
+        <w:shd w:fill="F5F1FB"/>
+      </w:pPr>
+      <w:r>
+        <w:rPr>
+          <w:b w:val="0"/>
+        </w:rPr>
         <w:t>What information is necessary—and what should stay private?</w:t>
       </w:r>
     </w:p>
     <w:p>
-      <w:r>
-        <w:t>What happens inside the process?</w:t>
-      </w:r>
-    </w:p>
-    <w:p>
-      <w:r>
+      <w:pPr>
+        <w:spacing w:line="336" w:lineRule="auto" w:after="180"/>
+        <w:shd w:fill="F5F1FB"/>
+      </w:pPr>
+      <w:r>
+        <w:rPr>
+          <w:b w:val="0"/>
+        </w:rPr>
+        <w:t xml:space="preserve">What happens inside the </w:t>
+      </w:r>
+      <w:r>
+        <w:rPr>
+          <w:b/>
+        </w:rPr>
+        <w:t>process</w:t>
+      </w:r>
+      <w:r>
+        <w:rPr>
+          <w:b w:val="0"/>
+        </w:rPr>
+        <w:t>?</w:t>
+      </w:r>
+    </w:p>
+    <w:p>
+      <w:pPr>
+        <w:spacing w:line="336" w:lineRule="auto" w:after="180"/>
+        <w:shd w:fill="F5F1FB"/>
+      </w:pPr>
+      <w:r>
+        <w:rPr>
+          <w:b w:val="0"/>
+        </w:rPr>
         <w:t>What normal and edge cases will you test?</w:t>
       </w:r>
     </w:p>
     <w:p>
-      <w:r>
+      <w:pPr>
+        <w:spacing w:line="336" w:lineRule="auto" w:after="180"/>
+        <w:shd w:fill="F5F1FB"/>
+      </w:pPr>
+      <w:r>
+        <w:rPr>
+          <w:b w:val="0"/>
+        </w:rPr>
         <w:t>When should it say not sure or ask a person?</w:t>
       </w:r>
     </w:p>
@@ -2993,12 +5284,33 @@
       </w:r>
     </w:p>
     <w:p>
-      <w:r>
+      <w:pPr>
+        <w:pStyle w:val="Heading3"/>
+      </w:pPr>
+      <w:r>
+        <w:t>Responsible design</w:t>
+      </w:r>
+    </w:p>
+    <w:p>
+      <w:pPr>
+        <w:spacing w:line="336" w:lineRule="auto" w:after="180"/>
+        <w:shd w:fill="FFF5E6"/>
+      </w:pPr>
+      <w:r>
+        <w:rPr>
+          <w:b w:val="0"/>
+        </w:rPr>
         <w:t>RESPONSIBLE DESIGN  Large quantity cannot compensate for systematic absence or incorrect labels.</w:t>
       </w:r>
     </w:p>
     <w:p>
-      <w:r>
+      <w:pPr>
+        <w:spacing w:line="336" w:lineRule="auto" w:after="180"/>
+      </w:pPr>
+      <w:r>
+        <w:rPr>
+          <w:b w:val="0"/>
+        </w:rPr>
         <w:t>My project decision:</w:t>
       </w:r>
     </w:p>
@@ -3011,8 +5323,38 @@
       </w:r>
     </w:p>
     <w:p>
-      <w:r>
-        <w:t>Keep raw sorter inputs, validated records and an evidence-linked repair log as different artifacts.</w:t>
+      <w:pPr>
+        <w:spacing w:line="336" w:lineRule="auto" w:after="180"/>
+      </w:pPr>
+      <w:r>
+        <w:rPr>
+          <w:b w:val="0"/>
+        </w:rPr>
+        <w:t xml:space="preserve">Keep raw sorter </w:t>
+      </w:r>
+      <w:r>
+        <w:rPr>
+          <w:b/>
+        </w:rPr>
+        <w:t>input</w:t>
+      </w:r>
+      <w:r>
+        <w:rPr>
+          <w:b w:val="0"/>
+        </w:rPr>
+        <w:t xml:space="preserve">s, validated records and an </w:t>
+      </w:r>
+      <w:r>
+        <w:rPr>
+          <w:b/>
+        </w:rPr>
+        <w:t>evidence</w:t>
+      </w:r>
+      <w:r>
+        <w:rPr>
+          <w:b w:val="0"/>
+        </w:rPr>
+        <w:t>-linked repair log as different artifacts.</w:t>
       </w:r>
     </w:p>
     <w:p>
@@ -3025,6 +5367,17 @@
     </w:p>
     <w:p>
       <w:r>
+        <w:t>Use a genuinely new case for independent evidence. Previously discussed examples remain practice; use the separately named independent case before feedback.</w:t>
+      </w:r>
+    </w:p>
+    <w:p>
+      <w:pPr>
+        <w:spacing w:line="336" w:lineRule="auto" w:after="180"/>
+      </w:pPr>
+      <w:r>
+        <w:rPr>
+          <w:b/>
+        </w:rPr>
         <w:t>MASTERY</w:t>
       </w:r>
     </w:p>
@@ -3037,7 +5390,13 @@
       </w:r>
     </w:p>
     <w:p>
-      <w:r>
+      <w:pPr>
+        <w:spacing w:line="336" w:lineRule="auto" w:after="180"/>
+      </w:pPr>
+      <w:r>
+        <w:rPr>
+          <w:b w:val="0"/>
+        </w:rPr>
         <w:t>Complete this after teaching and guided practice have ended.</w:t>
       </w:r>
     </w:p>
@@ -3078,53 +5437,260 @@
       </w:r>
     </w:p>
     <w:p>
-      <w:r>
-        <w:t>REQUIRED PROOF  Audit two mini datasets using coverage, correctness, relevance, and duplication; choose the safer one with evidence.</w:t>
-      </w:r>
-    </w:p>
-    <w:p>
-      <w:r>
+      <w:pPr>
+        <w:pStyle w:val="Heading3"/>
+      </w:pPr>
+      <w:r>
+        <w:t>What success looks like</w:t>
+      </w:r>
+    </w:p>
+    <w:p>
+      <w:pPr>
+        <w:spacing w:line="336" w:lineRule="auto" w:after="180"/>
+        <w:shd w:fill="EDF7F3"/>
+      </w:pPr>
+      <w:r>
+        <w:rPr>
+          <w:b w:val="0"/>
+        </w:rPr>
+        <w:t xml:space="preserve">REQUIRED PROOF  Audit two mini datasets using </w:t>
+      </w:r>
+      <w:r>
+        <w:rPr>
+          <w:b/>
+        </w:rPr>
+        <w:t>coverage</w:t>
+      </w:r>
+      <w:r>
+        <w:rPr>
+          <w:b w:val="0"/>
+        </w:rPr>
+        <w:t xml:space="preserve">, </w:t>
+      </w:r>
+      <w:r>
+        <w:rPr>
+          <w:b/>
+        </w:rPr>
+        <w:t>correctness</w:t>
+      </w:r>
+      <w:r>
+        <w:rPr>
+          <w:b w:val="0"/>
+        </w:rPr>
+        <w:t xml:space="preserve">, </w:t>
+      </w:r>
+      <w:r>
+        <w:rPr>
+          <w:b/>
+        </w:rPr>
+        <w:t>relevance</w:t>
+      </w:r>
+      <w:r>
+        <w:rPr>
+          <w:b w:val="0"/>
+        </w:rPr>
+        <w:t xml:space="preserve">, and duplication; choose the safer one with </w:t>
+      </w:r>
+      <w:r>
+        <w:rPr>
+          <w:b/>
+        </w:rPr>
+        <w:t>evidence</w:t>
+      </w:r>
+      <w:r>
+        <w:rPr>
+          <w:b w:val="0"/>
+        </w:rPr>
+        <w:t>.</w:t>
+      </w:r>
+    </w:p>
+    <w:p>
+      <w:pPr>
+        <w:spacing w:line="336" w:lineRule="auto" w:after="180"/>
+      </w:pPr>
+      <w:r>
+        <w:rPr>
+          <w:b w:val="0"/>
+        </w:rPr>
         <w:t>□ Name or draw the fresh case.</w:t>
       </w:r>
     </w:p>
     <w:p>
-      <w:r>
-        <w:t>□ Trace input, process, and output.</w:t>
-      </w:r>
-    </w:p>
-    <w:p>
-      <w:r>
-        <w:t>□ State the conclusion and strongest evidence.</w:t>
-      </w:r>
-    </w:p>
-    <w:p>
-      <w:r>
+      <w:pPr>
+        <w:spacing w:line="336" w:lineRule="auto" w:after="180"/>
+      </w:pPr>
+      <w:r>
+        <w:rPr>
+          <w:b w:val="0"/>
+        </w:rPr>
+        <w:t xml:space="preserve">□ Trace </w:t>
+      </w:r>
+      <w:r>
+        <w:rPr>
+          <w:b/>
+        </w:rPr>
+        <w:t>input</w:t>
+      </w:r>
+      <w:r>
+        <w:rPr>
+          <w:b w:val="0"/>
+        </w:rPr>
+        <w:t xml:space="preserve">, </w:t>
+      </w:r>
+      <w:r>
+        <w:rPr>
+          <w:b/>
+        </w:rPr>
+        <w:t>process</w:t>
+      </w:r>
+      <w:r>
+        <w:rPr>
+          <w:b w:val="0"/>
+        </w:rPr>
+        <w:t xml:space="preserve">, and </w:t>
+      </w:r>
+      <w:r>
+        <w:rPr>
+          <w:b/>
+        </w:rPr>
+        <w:t>output</w:t>
+      </w:r>
+      <w:r>
+        <w:rPr>
+          <w:b w:val="0"/>
+        </w:rPr>
+        <w:t>.</w:t>
+      </w:r>
+    </w:p>
+    <w:p>
+      <w:pPr>
+        <w:spacing w:line="336" w:lineRule="auto" w:after="180"/>
+      </w:pPr>
+      <w:r>
+        <w:rPr>
+          <w:b w:val="0"/>
+        </w:rPr>
+        <w:t xml:space="preserve">□ State the conclusion and strongest </w:t>
+      </w:r>
+      <w:r>
+        <w:rPr>
+          <w:b/>
+        </w:rPr>
+        <w:t>evidence</w:t>
+      </w:r>
+      <w:r>
+        <w:rPr>
+          <w:b w:val="0"/>
+        </w:rPr>
+        <w:t>.</w:t>
+      </w:r>
+    </w:p>
+    <w:p>
+      <w:pPr>
+        <w:spacing w:line="336" w:lineRule="auto" w:after="180"/>
+      </w:pPr>
+      <w:r>
+        <w:rPr>
+          <w:b w:val="0"/>
+        </w:rPr>
         <w:t>□ Name one limit, failure, missing clue, or fairness/privacy concern.</w:t>
       </w:r>
     </w:p>
     <w:p>
-      <w:r>
+      <w:pPr>
+        <w:spacing w:line="336" w:lineRule="auto" w:after="180"/>
+      </w:pPr>
+      <w:r>
+        <w:rPr>
+          <w:b w:val="0"/>
+        </w:rPr>
         <w:t>□ Explain one safe next action or improvement.</w:t>
       </w:r>
     </w:p>
     <w:p>
-      <w:r>
-        <w:t>Independent evidence:</w:t>
-      </w:r>
-    </w:p>
-    <w:p>
-      <w:r>
+      <w:pPr>
+        <w:spacing w:line="336" w:lineRule="auto" w:after="180"/>
+      </w:pPr>
+      <w:r>
+        <w:rPr>
+          <w:b w:val="0"/>
+        </w:rPr>
+        <w:t xml:space="preserve">Independent </w:t>
+      </w:r>
+      <w:r>
+        <w:rPr>
+          <w:b/>
+        </w:rPr>
+        <w:t>evidence</w:t>
+      </w:r>
+      <w:r>
+        <w:rPr>
+          <w:b w:val="0"/>
+        </w:rPr>
+        <w:t>:</w:t>
+      </w:r>
+    </w:p>
+    <w:p>
+      <w:pPr>
+        <w:pStyle w:val="Heading3"/>
+      </w:pPr>
+      <w:r>
+        <w:t>Check your explanation</w:t>
+      </w:r>
+    </w:p>
+    <w:p>
+      <w:pPr>
+        <w:spacing w:line="336" w:lineRule="auto" w:after="180"/>
+        <w:shd w:fill="F5F1FB"/>
+      </w:pPr>
+      <w:r>
+        <w:rPr>
+          <w:b w:val="0"/>
+        </w:rPr>
         <w:t>SELF-CHECK  Choose the set that covers intended conditions, uses checked labels, includes relevant fields, and avoids misleading duplication. State remaining gaps rather than declaring any dataset perfect.</w:t>
       </w:r>
     </w:p>
     <w:p>
-      <w:r>
+      <w:pPr>
+        <w:spacing w:line="336" w:lineRule="auto" w:after="180"/>
+      </w:pPr>
+      <w:r>
+        <w:rPr>
+          <w:b w:val="0"/>
+        </w:rPr>
         <w:t>My level:  □ Not yet  □ With one hint  □ Independently  □ I can teach it</w:t>
       </w:r>
     </w:p>
     <w:p>
-      <w:r>
-        <w:t>NEXT BRIDGE  Carry today's evidence habit into: Missing and Unbalanced Examples.</w:t>
+      <w:pPr>
+        <w:pStyle w:val="Heading3"/>
+      </w:pPr>
+      <w:r>
+        <w:t>Connect to the next lesson</w:t>
+      </w:r>
+    </w:p>
+    <w:p>
+      <w:pPr>
+        <w:spacing w:line="336" w:lineRule="auto" w:after="180"/>
+        <w:shd w:fill="F1F6F8"/>
+      </w:pPr>
+      <w:r>
+        <w:rPr>
+          <w:b w:val="0"/>
+        </w:rPr>
+        <w:t xml:space="preserve">NEXT BRIDGE  Carry today's </w:t>
+      </w:r>
+      <w:r>
+        <w:rPr>
+          <w:b/>
+        </w:rPr>
+        <w:t>evidence</w:t>
+      </w:r>
+      <w:r>
+        <w:rPr>
+          <w:b w:val="0"/>
+        </w:rPr>
+        <w:t xml:space="preserve"> habit into: Missing and Unbalanced Examples.</w:t>
       </w:r>
     </w:p>
     <w:p>
@@ -3136,6 +5702,11 @@
       </w:r>
     </w:p>
     <w:p>
+      <w:r>
+        <w:t>Revisit the complete Good Data, Bad Data case for supported practice. Repeated examples do not become fresh assessments.</w:t>
+      </w:r>
+    </w:p>
+    <w:p>
       <w:pPr>
         <w:pStyle w:val="Heading3"/>
       </w:pPr>
@@ -3144,7 +5715,13 @@
       </w:r>
     </w:p>
     <w:p>
-      <w:r>
+      <w:pPr>
+        <w:spacing w:line="336" w:lineRule="auto" w:after="180"/>
+      </w:pPr>
+      <w:r>
+        <w:rPr>
+          <w:b w:val="0"/>
+        </w:rPr>
         <w:t>Use the supplied details to practise the weekly concept before attempting the independent question. This case extends the illustrated lesson.</w:t>
       </w:r>
     </w:p>
@@ -3157,7 +5734,13 @@
       </w:r>
     </w:p>
     <w:p>
-      <w:r>
+      <w:pPr>
+        <w:spacing w:line="336" w:lineRule="auto" w:after="180"/>
+      </w:pPr>
+      <w:r>
+        <w:rPr>
+          <w:b w:val="0"/>
+        </w:rPr>
         <w:t>Ordinary pencil lengths are recorded as 12 cm, 14 cm, blank and 130 cm.</w:t>
       </w:r>
     </w:p>
@@ -3170,7 +5753,14 @@
       </w:r>
     </w:p>
     <w:p>
-      <w:r>
+      <w:pPr>
+        <w:spacing w:line="336" w:lineRule="auto" w:after="180"/>
+        <w:shd w:fill="F5F1FB"/>
+      </w:pPr>
+      <w:r>
+        <w:rPr>
+          <w:b w:val="0"/>
+        </w:rPr>
         <w:t>What needs checking? May 130 silently become 13?</w:t>
       </w:r>
     </w:p>
@@ -3183,8 +5773,26 @@
       </w:r>
     </w:p>
     <w:p>
-      <w:r>
-        <w:t>Investigate missing and unusually large values using the source and units. Do not invent a repair. Document verified corrections.</w:t>
+      <w:pPr>
+        <w:spacing w:line="336" w:lineRule="auto" w:after="180"/>
+      </w:pPr>
+      <w:r>
+        <w:rPr>
+          <w:b w:val="0"/>
+        </w:rPr>
+        <w:t xml:space="preserve">Investigate missing and unusually large values using the source and units. Do not invent a repair. Document verified </w:t>
+      </w:r>
+      <w:r>
+        <w:rPr>
+          <w:b/>
+        </w:rPr>
+        <w:t>correction</w:t>
+      </w:r>
+      <w:r>
+        <w:rPr>
+          <w:b w:val="0"/>
+        </w:rPr>
+        <w:t>s.</w:t>
       </w:r>
     </w:p>
     <w:p>
@@ -3196,7 +5804,14 @@
       </w:r>
     </w:p>
     <w:p>
-      <w:r>
+      <w:pPr>
+        <w:spacing w:line="336" w:lineRule="auto" w:after="180"/>
+        <w:shd w:fill="F5F1FB"/>
+      </w:pPr>
+      <w:r>
+        <w:rPr>
+          <w:b w:val="0"/>
+        </w:rPr>
         <w:t>Which detail supports the answer, and why does it matter?</w:t>
       </w:r>
     </w:p>
@@ -3374,18 +5989,49 @@
       </w:tr>
     </w:tbl>
     <w:p>
-      <w:r>
+      <w:pPr>
+        <w:spacing w:line="336" w:lineRule="auto" w:after="180"/>
+      </w:pPr>
+      <w:r>
+        <w:rPr>
+          <w:b w:val="0"/>
+        </w:rPr>
         <w:t>Ordinary pencil lengths are recorded as 12 cm, 14 cm, blank and 130 cm.</w:t>
       </w:r>
     </w:p>
     <w:p>
-      <w:r>
+      <w:pPr>
+        <w:spacing w:line="336" w:lineRule="auto" w:after="180"/>
+        <w:shd w:fill="F5F1FB"/>
+      </w:pPr>
+      <w:r>
+        <w:rPr>
+          <w:b w:val="0"/>
+        </w:rPr>
         <w:t>What needs checking? May 130 silently become 13?</w:t>
       </w:r>
     </w:p>
     <w:p>
-      <w:r>
-        <w:t>Investigate missing and unusually large values using the source and units. Do not invent a repair. Document verified corrections.</w:t>
+      <w:pPr>
+        <w:spacing w:line="336" w:lineRule="auto" w:after="180"/>
+      </w:pPr>
+      <w:r>
+        <w:rPr>
+          <w:b w:val="0"/>
+        </w:rPr>
+        <w:t xml:space="preserve">Investigate missing and unusually large values using the source and units. Do not invent a repair. Document verified </w:t>
+      </w:r>
+      <w:r>
+        <w:rPr>
+          <w:b/>
+        </w:rPr>
+        <w:t>correction</w:t>
+      </w:r>
+      <w:r>
+        <w:rPr>
+          <w:b w:val="0"/>
+        </w:rPr>
+        <w:t>s.</w:t>
       </w:r>
     </w:p>
     <w:p>
@@ -3397,6 +6043,11 @@
       </w:r>
     </w:p>
     <w:p>
+      <w:r>
+        <w:t>Attempt the reserved new case before feedback. Record support; the earlier examples below remain additional practice.</w:t>
+      </w:r>
+    </w:p>
+    <w:p>
       <w:pPr>
         <w:pStyle w:val="Heading3"/>
       </w:pPr>
@@ -3405,8 +6056,25 @@
       </w:r>
     </w:p>
     <w:p>
-      <w:r>
-        <w:t>Each flight ID must be unique; distance is a whole number from 0 through 20 cm. Raw rows: F1 8 cm; F2 120 cm; F3 blank; F4 0 cm; another F1 8 cm. Source S1 confirms one F1 flight. S2 says F2 travelled 12 cm. S3 is blank. S4 confirms zero. Preserve the raw rows, describe supported repairs and give the number of distinct flights. Report how many assessed flights travelled at least 10 cm, including missing records separately.</w:t>
+      <w:pPr>
+        <w:spacing w:line="336" w:lineRule="auto" w:after="180"/>
+      </w:pPr>
+      <w:r>
+        <w:rPr>
+          <w:b w:val="0"/>
+        </w:rPr>
+        <w:t>Each flight ID must be unique; distance is a whole number from 0 through 20 cm. Raw rows: F1 8 cm; F2 120 cm; F3 blank; F4 0 cm; another F1 8 cm. Source S1 confirms one F1 flight. S2 says F2 travelled 12 cm. S3 is blank.</w:t>
+      </w:r>
+    </w:p>
+    <w:p>
+      <w:pPr>
+        <w:spacing w:line="336" w:lineRule="auto" w:after="180"/>
+      </w:pPr>
+      <w:r>
+        <w:rPr>
+          <w:b w:val="0"/>
+        </w:rPr>
+        <w:t>S4 confirms zero. Preserve the raw rows, describe supported repairs and give the number of distinct flights. Report how many assessed flights travelled at least 10 cm, including missing records separately.</w:t>
       </w:r>
     </w:p>
     <w:p>
@@ -3453,7 +6121,13 @@
       </w:r>
     </w:p>
     <w:p>
-      <w:r>
+      <w:pPr>
+        <w:spacing w:line="336" w:lineRule="auto" w:after="180"/>
+      </w:pPr>
+      <w:r>
+        <w:rPr>
+          <w:b w:val="0"/>
+        </w:rPr>
         <w:t>Attempt this case before feedback. Record any help. Earlier examples below are further practice; a case already practised with feedback cannot establish fresh transfer.</w:t>
       </w:r>
     </w:p>
@@ -3466,18 +6140,42 @@
       </w:r>
     </w:p>
     <w:p>
-      <w:r>
+      <w:pPr>
+        <w:spacing w:line="336" w:lineRule="auto" w:after="180"/>
+      </w:pPr>
+      <w:r>
+        <w:rPr>
+          <w:b w:val="0"/>
+        </w:rPr>
         <w:t>Close the worked explanation. Apply the idea to this different question without copying.</w:t>
       </w:r>
     </w:p>
     <w:p>
-      <w:r>
+      <w:pPr>
+        <w:spacing w:line="336" w:lineRule="auto" w:after="180"/>
+      </w:pPr>
+      <w:r>
+        <w:rPr>
+          <w:b w:val="0"/>
+        </w:rPr>
         <w:t>A table labels a cat photo dog and lists the same photo three times. Identify both data problems and one sensible repair for each.</w:t>
       </w:r>
     </w:p>
     <w:p>
-      <w:r>
-        <w:t>My answer, with a trace, calculation or supporting evidence</w:t>
+      <w:pPr>
+        <w:spacing w:line="336" w:lineRule="auto" w:after="180"/>
+      </w:pPr>
+      <w:r>
+        <w:rPr>
+          <w:b w:val="0"/>
+        </w:rPr>
+        <w:t xml:space="preserve">My answer, with a trace, calculation or supporting </w:t>
+      </w:r>
+      <w:r>
+        <w:rPr>
+          <w:b/>
+        </w:rPr>
+        <w:t>evidence</w:t>
       </w:r>
     </w:p>
     <w:p>
@@ -3522,13 +6220,37 @@
       </w:r>
     </w:p>
     <w:p>
-      <w:r>
+      <w:pPr>
+        <w:spacing w:line="336" w:lineRule="auto" w:after="180"/>
+      </w:pPr>
+      <w:r>
+        <w:rPr>
+          <w:b w:val="0"/>
+        </w:rPr>
         <w:t>Change one relevant detail. Predict the result before testing. Include a boundary or missing-information case when it helps reveal a limit.</w:t>
       </w:r>
     </w:p>
     <w:p>
-      <w:r>
-        <w:t>My changed input and expected result</w:t>
+      <w:pPr>
+        <w:spacing w:line="336" w:lineRule="auto" w:after="180"/>
+      </w:pPr>
+      <w:r>
+        <w:rPr>
+          <w:b w:val="0"/>
+        </w:rPr>
+        <w:t xml:space="preserve">My changed </w:t>
+      </w:r>
+      <w:r>
+        <w:rPr>
+          <w:b/>
+        </w:rPr>
+        <w:t>input</w:t>
+      </w:r>
+      <w:r>
+        <w:rPr>
+          <w:b w:val="0"/>
+        </w:rPr>
+        <w:t xml:space="preserve"> and expected result</w:t>
       </w:r>
     </w:p>
     <w:p>
@@ -3573,13 +6295,37 @@
       </w:r>
     </w:p>
     <w:p>
-      <w:r>
+      <w:pPr>
+        <w:spacing w:line="336" w:lineRule="auto" w:after="180"/>
+      </w:pPr>
+      <w:r>
+        <w:rPr>
+          <w:b w:val="0"/>
+        </w:rPr>
         <w:t>Audit the sorter's example cards and add a reason for including each field and condition.</w:t>
       </w:r>
     </w:p>
     <w:p>
-      <w:r>
-        <w:t>The evidence I will keep</w:t>
+      <w:pPr>
+        <w:spacing w:line="336" w:lineRule="auto" w:after="180"/>
+      </w:pPr>
+      <w:r>
+        <w:rPr>
+          <w:b w:val="0"/>
+        </w:rPr>
+        <w:t xml:space="preserve">The </w:t>
+      </w:r>
+      <w:r>
+        <w:rPr>
+          <w:b/>
+        </w:rPr>
+        <w:t>evidence</w:t>
+      </w:r>
+      <w:r>
+        <w:rPr>
+          <w:b w:val="0"/>
+        </w:rPr>
+        <w:t xml:space="preserve"> I will keep</w:t>
       </w:r>
     </w:p>
     <w:p>
@@ -3616,8 +6362,26 @@
       </w:r>
     </w:p>
     <w:p>
-      <w:r>
-        <w:t>Your teacher has the independent answer and scoring criteria. Complete the matching workbook week to keep your practice evidence together.</w:t>
+      <w:pPr>
+        <w:spacing w:line="336" w:lineRule="auto" w:after="180"/>
+      </w:pPr>
+      <w:r>
+        <w:rPr>
+          <w:b w:val="0"/>
+        </w:rPr>
+        <w:t xml:space="preserve">Your teacher has the independent answer and scoring criteria. Complete the matching workbook week to keep your practice </w:t>
+      </w:r>
+      <w:r>
+        <w:rPr>
+          <w:b/>
+        </w:rPr>
+        <w:t>evidence</w:t>
+      </w:r>
+      <w:r>
+        <w:rPr>
+          <w:b w:val="0"/>
+        </w:rPr>
+        <w:t xml:space="preserve"> together.</w:t>
       </w:r>
     </w:p>
     <w:p>
@@ -3629,7 +6393,14 @@
       </w:r>
     </w:p>
     <w:p>
-      <w:r>
+      <w:pPr>
+        <w:spacing w:line="336" w:lineRule="auto" w:after="180"/>
+        <w:shd w:fill="F5F1FB"/>
+      </w:pPr>
+      <w:r>
+        <w:rPr>
+          <w:b w:val="0"/>
+        </w:rPr>
         <w:t>A table lists leaf lengths 8 cm, 90 mm, blank and 700 cm. Propose a documented cleaning action for each row. Which values can you safely change immediately?</w:t>
       </w:r>
     </w:p>
@@ -3685,8 +6456,25 @@
       </w:r>
     </w:p>
     <w:p>
-      <w:r>
-        <w:t>Attempt the independent case before hints. Record whether you worked alone, used a hint or followed a model. After feedback, fix the first unsupported step and explain why it changed. A later check uses a changed case, not a copied answer.</w:t>
+      <w:pPr>
+        <w:spacing w:line="336" w:lineRule="auto" w:after="180"/>
+      </w:pPr>
+      <w:r>
+        <w:rPr>
+          <w:b w:val="0"/>
+        </w:rPr>
+        <w:t>Attempt the independent case before hints. Record whether you worked alone, used a hint or followed a model. After feedback, fix the first unsupported step and explain why it changed.</w:t>
+      </w:r>
+    </w:p>
+    <w:p>
+      <w:pPr>
+        <w:spacing w:line="336" w:lineRule="auto" w:after="180"/>
+      </w:pPr>
+      <w:r>
+        <w:rPr>
+          <w:b w:val="0"/>
+        </w:rPr>
+        <w:t>A later check uses a changed case, not a copied answer.</w:t>
       </w:r>
     </w:p>
     <w:p>
@@ -3699,6 +6487,17 @@
     </w:p>
     <w:p>
       <w:r>
+        <w:t>Use this map to navigate Good Data, Bad Data, connect the goals to tasks and keep one evidence record for each attempt.</w:t>
+      </w:r>
+    </w:p>
+    <w:p>
+      <w:pPr>
+        <w:spacing w:line="336" w:lineRule="auto" w:after="180"/>
+      </w:pPr>
+      <w:r>
+        <w:rPr>
+          <w:b w:val="0"/>
+        </w:rPr>
         <w:t>Start with this question: A fictional toy-car distance table needs cleaning before use.</w:t>
       </w:r>
     </w:p>
@@ -3805,13 +6604,61 @@
       </w:tr>
     </w:tbl>
     <w:p>
-      <w:r>
-        <w:t>Remember → watch and explain → try with help → investigate → try independently → keep project evidence. Your teacher may spread this lesson across several classes.</w:t>
-      </w:r>
-    </w:p>
-    <w:p>
-      <w:r>
-        <w:t>Keep your first prediction. Compare it with what the evidence shows and explain any change.</w:t>
+      <w:pPr>
+        <w:spacing w:line="336" w:lineRule="auto" w:after="180"/>
+      </w:pPr>
+      <w:r>
+        <w:rPr>
+          <w:b w:val="0"/>
+        </w:rPr>
+        <w:t xml:space="preserve">Remember → watch and explain → try with help → investigate → try independently → keep project </w:t>
+      </w:r>
+      <w:r>
+        <w:rPr>
+          <w:b/>
+        </w:rPr>
+        <w:t>evidence</w:t>
+      </w:r>
+      <w:r>
+        <w:rPr>
+          <w:b w:val="0"/>
+        </w:rPr>
+        <w:t>. Your teacher may spread this lesson across several classes.</w:t>
+      </w:r>
+    </w:p>
+    <w:p>
+      <w:pPr>
+        <w:spacing w:line="336" w:lineRule="auto" w:after="180"/>
+      </w:pPr>
+      <w:r>
+        <w:rPr>
+          <w:b w:val="0"/>
+        </w:rPr>
+        <w:t xml:space="preserve">Keep your first </w:t>
+      </w:r>
+      <w:r>
+        <w:rPr>
+          <w:b/>
+        </w:rPr>
+        <w:t>prediction</w:t>
+      </w:r>
+      <w:r>
+        <w:rPr>
+          <w:b w:val="0"/>
+        </w:rPr>
+        <w:t xml:space="preserve">. Compare it with what the </w:t>
+      </w:r>
+      <w:r>
+        <w:rPr>
+          <w:b/>
+        </w:rPr>
+        <w:t>evidence</w:t>
+      </w:r>
+      <w:r>
+        <w:rPr>
+          <w:b w:val="0"/>
+        </w:rPr>
+        <w:t xml:space="preserve"> shows and explain any change.</w:t>
       </w:r>
     </w:p>
     <w:p>
@@ -3824,6 +6671,17 @@
     </w:p>
     <w:p>
       <w:r>
+        <w:t>Explain Good Data, Bad Data without notes, identify a remaining question and plan a later check with a changed case.</w:t>
+      </w:r>
+    </w:p>
+    <w:p>
+      <w:pPr>
+        <w:spacing w:line="336" w:lineRule="auto" w:after="180"/>
+      </w:pPr>
+      <w:r>
+        <w:rPr>
+          <w:b w:val="0"/>
+        </w:rPr>
         <w:t>Close your notes. Explain this goal in your own words: Check records against a stated format, unit and meaning before using them</w:t>
       </w:r>
     </w:p>
@@ -3861,13 +6719,61 @@
       </w:r>
     </w:p>
     <w:p>
-      <w:r>
-        <w:t>If you are unsure, return to the worked picture and explain one arrow. If you are ready, change an input or assumption and justify your prediction.</w:t>
-      </w:r>
-    </w:p>
-    <w:p>
-      <w:r>
-        <w:t>Save your workbook evidence. At the next review, try a different case before opening your old answer.</w:t>
+      <w:pPr>
+        <w:spacing w:line="336" w:lineRule="auto" w:after="180"/>
+      </w:pPr>
+      <w:r>
+        <w:rPr>
+          <w:b w:val="0"/>
+        </w:rPr>
+        <w:t xml:space="preserve">If you are unsure, return to the worked picture and explain one arrow. If you are ready, change an </w:t>
+      </w:r>
+      <w:r>
+        <w:rPr>
+          <w:b/>
+        </w:rPr>
+        <w:t>input</w:t>
+      </w:r>
+      <w:r>
+        <w:rPr>
+          <w:b w:val="0"/>
+        </w:rPr>
+        <w:t xml:space="preserve"> or assumption and justify your </w:t>
+      </w:r>
+      <w:r>
+        <w:rPr>
+          <w:b/>
+        </w:rPr>
+        <w:t>prediction</w:t>
+      </w:r>
+      <w:r>
+        <w:rPr>
+          <w:b w:val="0"/>
+        </w:rPr>
+        <w:t>.</w:t>
+      </w:r>
+    </w:p>
+    <w:p>
+      <w:pPr>
+        <w:spacing w:line="336" w:lineRule="auto" w:after="180"/>
+      </w:pPr>
+      <w:r>
+        <w:rPr>
+          <w:b w:val="0"/>
+        </w:rPr>
+        <w:t xml:space="preserve">Save your workbook </w:t>
+      </w:r>
+      <w:r>
+        <w:rPr>
+          <w:b/>
+        </w:rPr>
+        <w:t>evidence</w:t>
+      </w:r>
+      <w:r>
+        <w:rPr>
+          <w:b w:val="0"/>
+        </w:rPr>
+        <w:t>. At the next review, try a different case before opening your old answer.</w:t>
       </w:r>
     </w:p>
     <w:p>
@@ -3880,11 +6786,28 @@
     </w:p>
     <w:p>
       <w:r>
+        <w:t>Attempt supported questions before using hints or feedback. Review a missing building block, then keep the completed work.</w:t>
+      </w:r>
+    </w:p>
+    <w:p>
+      <w:pPr>
+        <w:spacing w:line="336" w:lineRule="auto" w:after="180"/>
+      </w:pPr>
+      <w:r>
+        <w:rPr>
+          <w:b w:val="0"/>
+        </w:rPr>
         <w:t>Use this supported practice once, in the browser or on paper. Keep the reserved independent assessment for a separate first attempt before teacher feedback.</w:t>
       </w:r>
     </w:p>
     <w:p>
-      <w:r>
+      <w:pPr>
+        <w:spacing w:line="336" w:lineRule="auto" w:after="180"/>
+      </w:pPr>
+      <w:r>
+        <w:rPr>
+          <w:b w:val="0"/>
+        </w:rPr>
         <w:t>A fictional toy-car distance table needs cleaning before use.</w:t>
       </w:r>
     </w:p>
@@ -3897,27 +6820,85 @@
       </w:r>
     </w:p>
     <w:p>
-      <w:r>
-        <w:t>Which labelled step matches this detail? Usable unique rows: A=0 cm, B=20 cm; retain a separate change log.</w:t>
-      </w:r>
-    </w:p>
-    <w:p>
-      <w:r>
+      <w:pPr>
+        <w:spacing w:line="336" w:lineRule="auto" w:after="180"/>
+      </w:pPr>
+      <w:r>
+        <w:rPr>
+          <w:b w:val="0"/>
+        </w:rPr>
+        <w:t xml:space="preserve">Which labelled step matches this detail? Usable unique rows: A=0 cm, B=20 cm; retain a separate </w:t>
+      </w:r>
+      <w:r>
+        <w:rPr>
+          <w:b/>
+        </w:rPr>
+        <w:t>change log</w:t>
+      </w:r>
+      <w:r>
+        <w:rPr>
+          <w:b w:val="0"/>
+        </w:rPr>
+        <w:t>.</w:t>
+      </w:r>
+    </w:p>
+    <w:p>
+      <w:pPr>
+        <w:spacing w:line="336" w:lineRule="auto" w:after="180"/>
+        <w:shd w:fill="F4F9FC"/>
+      </w:pPr>
+      <w:r>
+        <w:rPr>
+          <w:b w:val="0"/>
+        </w:rPr>
         <w:t>1. Clean record</w:t>
       </w:r>
     </w:p>
     <w:p>
-      <w:r>
-        <w:t>2. Evidence repair</w:t>
-      </w:r>
-    </w:p>
-    <w:p>
-      <w:r>
+      <w:pPr>
+        <w:spacing w:line="336" w:lineRule="auto" w:after="180"/>
+        <w:shd w:fill="F4F9FC"/>
+      </w:pPr>
+      <w:r>
+        <w:rPr>
+          <w:b w:val="0"/>
+        </w:rPr>
+        <w:t xml:space="preserve">2. </w:t>
+      </w:r>
+      <w:r>
+        <w:rPr>
+          <w:b/>
+        </w:rPr>
+        <w:t>Evidence</w:t>
+      </w:r>
+      <w:r>
+        <w:rPr>
+          <w:b w:val="0"/>
+        </w:rPr>
+        <w:t xml:space="preserve"> repair</w:t>
+      </w:r>
+    </w:p>
+    <w:p>
+      <w:pPr>
+        <w:spacing w:line="336" w:lineRule="auto" w:after="180"/>
+        <w:shd w:fill="F4F9FC"/>
+      </w:pPr>
+      <w:r>
+        <w:rPr>
+          <w:b w:val="0"/>
+        </w:rPr>
         <w:t>3. Keep unknown</w:t>
       </w:r>
     </w:p>
     <w:p>
-      <w:r>
+      <w:pPr>
+        <w:spacing w:line="336" w:lineRule="auto" w:after="180"/>
+        <w:shd w:fill="F4F9FC"/>
+      </w:pPr>
+      <w:r>
+        <w:rPr>
+          <w:b w:val="0"/>
+        </w:rPr>
         <w:t>4. Validate rows</w:t>
       </w:r>
     </w:p>
@@ -3955,41 +6936,179 @@
       </w:r>
     </w:p>
     <w:p>
-      <w:r>
+      <w:pPr>
+        <w:pStyle w:val="Heading3"/>
+      </w:pPr>
+      <w:r>
+        <w:t>Hint · try first</w:t>
+      </w:r>
+    </w:p>
+    <w:p>
+      <w:pPr>
+        <w:spacing w:line="336" w:lineRule="auto" w:after="180"/>
+        <w:shd w:fill="F1F6F8"/>
+      </w:pPr>
+      <w:r>
+        <w:rPr>
+          <w:b w:val="0"/>
+        </w:rPr>
         <w:t>Hint if needed: Read the steps in the pictorial case. Match the supplied detail to the stage that performs or records it.</w:t>
       </w:r>
     </w:p>
     <w:p>
-      <w:r>
-        <w:t>After your attempt, compare with the supported explanation: Clean record Usable unique rows: A=0 cm, B=20 cm; retain a separate change log. Cleaning is not permission to make inconvenient values plausible. The source log supports a unit conversion and removal of a duplicate copy. Zero means a measured zero distance; blank means no supplied measurement. Keep the raw table and explain every change so someone can reconstruct what happened.</w:t>
-      </w:r>
-    </w:p>
-    <w:p>
       <w:pPr>
         <w:pStyle w:val="Heading3"/>
       </w:pPr>
       <w:r>
+        <w:t>Feedback · compare after trying</w:t>
+      </w:r>
+    </w:p>
+    <w:p>
+      <w:pPr>
+        <w:spacing w:line="336" w:lineRule="auto" w:after="180"/>
+        <w:shd w:fill="F1F6FC"/>
+      </w:pPr>
+      <w:r>
+        <w:rPr>
+          <w:b w:val="0"/>
+        </w:rPr>
+        <w:t xml:space="preserve">After your attempt, compare with the supported explanation: Clean record Usable unique rows: A=0 cm, B=20 cm; retain a separate </w:t>
+      </w:r>
+      <w:r>
+        <w:rPr>
+          <w:b/>
+        </w:rPr>
+        <w:t>change log</w:t>
+      </w:r>
+      <w:r>
+        <w:rPr>
+          <w:b w:val="0"/>
+        </w:rPr>
+        <w:t>. Cleaning is not permission to make inconvenient values plausible.</w:t>
+      </w:r>
+    </w:p>
+    <w:p>
+      <w:pPr>
+        <w:spacing w:line="336" w:lineRule="auto" w:after="180"/>
+        <w:shd w:fill="F1F6FC"/>
+      </w:pPr>
+      <w:r>
+        <w:rPr>
+          <w:b w:val="0"/>
+        </w:rPr>
+        <w:t xml:space="preserve">The source log supports a unit conversion and removal of a </w:t>
+      </w:r>
+      <w:r>
+        <w:rPr>
+          <w:b/>
+        </w:rPr>
+        <w:t>duplicate</w:t>
+      </w:r>
+      <w:r>
+        <w:rPr>
+          <w:b w:val="0"/>
+        </w:rPr>
+        <w:t xml:space="preserve"> copy. Zero means a measured zero distance; blank means no supplied measurement.</w:t>
+      </w:r>
+    </w:p>
+    <w:p>
+      <w:pPr>
+        <w:spacing w:line="336" w:lineRule="auto" w:after="180"/>
+        <w:shd w:fill="F1F6FC"/>
+      </w:pPr>
+      <w:r>
+        <w:rPr>
+          <w:b w:val="0"/>
+        </w:rPr>
+        <w:t>Keep the raw table and explain every change so someone can reconstruct what happened.</w:t>
+      </w:r>
+    </w:p>
+    <w:p>
+      <w:pPr>
+        <w:pStyle w:val="Heading3"/>
+      </w:pPr>
+      <w:r>
         <w:t>Practice 2: explain the deciding evidence</w:t>
       </w:r>
     </w:p>
     <w:p>
-      <w:r>
+      <w:pPr>
+        <w:pStyle w:val="Heading3"/>
+      </w:pPr>
+      <w:r>
+        <w:t>Changed case · predict first</w:t>
+      </w:r>
+    </w:p>
+    <w:p>
+      <w:pPr>
+        <w:spacing w:line="336" w:lineRule="auto" w:after="180"/>
+        <w:shd w:fill="F5F1FB"/>
+      </w:pPr>
+      <w:r>
+        <w:rPr>
+          <w:b w:val="0"/>
+        </w:rPr>
         <w:t>Changed-case practice: The source log gives B only as bare 200 with no unit. Which conclusion is supported by the supplied facts?</w:t>
       </w:r>
     </w:p>
     <w:p>
-      <w:r>
+      <w:pPr>
+        <w:spacing w:line="336" w:lineRule="auto" w:after="180"/>
+        <w:shd w:fill="F4F9FC"/>
+      </w:pPr>
+      <w:r>
+        <w:rPr>
+          <w:b w:val="0"/>
+        </w:rPr>
         <w:t>1. B remains unresolved rather than becoming 20 cm.</w:t>
       </w:r>
     </w:p>
     <w:p>
-      <w:r>
-        <w:t>2. We can decide the result without examining the changed input or the procedure.</w:t>
-      </w:r>
-    </w:p>
-    <w:p>
-      <w:r>
-        <w:t>3. This one example guarantees correct results for every future input.</w:t>
+      <w:pPr>
+        <w:spacing w:line="336" w:lineRule="auto" w:after="180"/>
+        <w:shd w:fill="F4F9FC"/>
+      </w:pPr>
+      <w:r>
+        <w:rPr>
+          <w:b w:val="0"/>
+        </w:rPr>
+        <w:t xml:space="preserve">2. We can decide the result without examining the changed </w:t>
+      </w:r>
+      <w:r>
+        <w:rPr>
+          <w:b/>
+        </w:rPr>
+        <w:t>input</w:t>
+      </w:r>
+      <w:r>
+        <w:rPr>
+          <w:b w:val="0"/>
+        </w:rPr>
+        <w:t xml:space="preserve"> or the procedure.</w:t>
+      </w:r>
+    </w:p>
+    <w:p>
+      <w:pPr>
+        <w:spacing w:line="336" w:lineRule="auto" w:after="180"/>
+        <w:shd w:fill="F4F9FC"/>
+      </w:pPr>
+      <w:r>
+        <w:rPr>
+          <w:b w:val="0"/>
+        </w:rPr>
+        <w:t xml:space="preserve">3. This one example guarantees correct results for every future </w:t>
+      </w:r>
+      <w:r>
+        <w:rPr>
+          <w:b/>
+        </w:rPr>
+        <w:t>input</w:t>
+      </w:r>
+      <w:r>
+        <w:rPr>
+          <w:b w:val="0"/>
+        </w:rPr>
+        <w:t>.</w:t>
       </w:r>
     </w:p>
     <w:p>
@@ -4026,12 +7145,42 @@
       </w:r>
     </w:p>
     <w:p>
-      <w:r>
+      <w:pPr>
+        <w:pStyle w:val="Heading3"/>
+      </w:pPr>
+      <w:r>
+        <w:t>Hint · try first</w:t>
+      </w:r>
+    </w:p>
+    <w:p>
+      <w:pPr>
+        <w:spacing w:line="336" w:lineRule="auto" w:after="180"/>
+        <w:shd w:fill="F1F6F8"/>
+      </w:pPr>
+      <w:r>
+        <w:rPr>
+          <w:b w:val="0"/>
+        </w:rPr>
         <w:t>Hint if needed: Use the changed condition and the deciding step in the pictorial trace. The answer must say what follows from those facts.</w:t>
       </w:r>
     </w:p>
     <w:p>
-      <w:r>
+      <w:pPr>
+        <w:pStyle w:val="Heading3"/>
+      </w:pPr>
+      <w:r>
+        <w:t>Feedback · compare after trying</w:t>
+      </w:r>
+    </w:p>
+    <w:p>
+      <w:pPr>
+        <w:spacing w:line="336" w:lineRule="auto" w:after="180"/>
+        <w:shd w:fill="F1F6FC"/>
+      </w:pPr>
+      <w:r>
+        <w:rPr>
+          <w:b w:val="0"/>
+        </w:rPr>
         <w:t>After your attempt, compare with the supported explanation: B remains unresolved rather than becoming 20 cm. Without a confirmed unit, division by 10 would be an unsupported assumption.</w:t>
       </w:r>
     </w:p>
@@ -4044,18 +7193,117 @@
       </w:r>
     </w:p>
     <w:p>
-      <w:r>
-        <w:t>Review Recommendations (ai-1/20). Goal: Apply eligibility requirements before ranking candidates by preferences. Short practice: Why does the recommendation change without changing anyone’s preferences?. Return to this week and explain what you changed.</w:t>
-      </w:r>
-    </w:p>
-    <w:p>
-      <w:r>
-        <w:t>Review Confidence Is Not Correctness (ai-1/18). Goal: Distinguish a confidence claim from evidence that a prediction was correct. Short practice: Was the unknown label guaranteed correct because its confidence was 80%?. Return to this week and explain what you changed.</w:t>
-      </w:r>
-    </w:p>
-    <w:p>
-      <w:r>
-        <w:t>Review Save New Examples for Testing (ai-1/15). Goal: Separate examples used to choose a model from examples reserved for its final evaluation. Short practice: Does 4/4 on the replay replace the original 3/4 result? Explain.. Return to this week and explain what you changed.</w:t>
+      <w:pPr>
+        <w:spacing w:line="336" w:lineRule="auto" w:after="180"/>
+      </w:pPr>
+      <w:r>
+        <w:rPr>
+          <w:b w:val="0"/>
+        </w:rPr>
+        <w:t>Review Recommendations (ai-1/20). Goal: Apply eligibility requirements before ranking candidates by preferences. Short practice: Why does the recommendation change without changing anyone’s preferences?.</w:t>
+      </w:r>
+    </w:p>
+    <w:p>
+      <w:pPr>
+        <w:spacing w:line="336" w:lineRule="auto" w:after="180"/>
+      </w:pPr>
+      <w:r>
+        <w:rPr>
+          <w:b w:val="0"/>
+        </w:rPr>
+        <w:t>Return to this week and explain what you changed.</w:t>
+      </w:r>
+    </w:p>
+    <w:p>
+      <w:pPr>
+        <w:spacing w:line="336" w:lineRule="auto" w:after="180"/>
+      </w:pPr>
+      <w:r>
+        <w:rPr>
+          <w:b w:val="0"/>
+        </w:rPr>
+        <w:t xml:space="preserve">Review Confidence Is Not </w:t>
+      </w:r>
+      <w:r>
+        <w:rPr>
+          <w:b/>
+        </w:rPr>
+        <w:t>Correctness</w:t>
+      </w:r>
+      <w:r>
+        <w:rPr>
+          <w:b w:val="0"/>
+        </w:rPr>
+        <w:t xml:space="preserve"> (ai-1/18). Goal: Distinguish a confidence claim from </w:t>
+      </w:r>
+      <w:r>
+        <w:rPr>
+          <w:b/>
+        </w:rPr>
+        <w:t>evidence</w:t>
+      </w:r>
+      <w:r>
+        <w:rPr>
+          <w:b w:val="0"/>
+        </w:rPr>
+        <w:t xml:space="preserve"> that a </w:t>
+      </w:r>
+      <w:r>
+        <w:rPr>
+          <w:b/>
+        </w:rPr>
+        <w:t>prediction</w:t>
+      </w:r>
+      <w:r>
+        <w:rPr>
+          <w:b w:val="0"/>
+        </w:rPr>
+        <w:t xml:space="preserve"> was correct. Short practice: Was the unknown label guaranteed correct because its confidence was </w:t>
+      </w:r>
+      <w:r>
+        <w:rPr>
+          <w:b/>
+        </w:rPr>
+        <w:t>80%</w:t>
+      </w:r>
+      <w:r>
+        <w:rPr>
+          <w:b w:val="0"/>
+        </w:rPr>
+        <w:t>?.</w:t>
+      </w:r>
+    </w:p>
+    <w:p>
+      <w:pPr>
+        <w:spacing w:line="336" w:lineRule="auto" w:after="180"/>
+      </w:pPr>
+      <w:r>
+        <w:rPr>
+          <w:b w:val="0"/>
+        </w:rPr>
+        <w:t>Return to this week and explain what you changed.</w:t>
+      </w:r>
+    </w:p>
+    <w:p>
+      <w:pPr>
+        <w:spacing w:line="336" w:lineRule="auto" w:after="180"/>
+      </w:pPr>
+      <w:r>
+        <w:rPr>
+          <w:b w:val="0"/>
+        </w:rPr>
+        <w:t>Review Save New Examples for Testing (ai-1/15). Goal: Separate examples used to choose a model from examples reserved for its final evaluation. Short practice: Does 4/4 on the replay replace the original 3/4 result? Explain..</w:t>
+      </w:r>
+    </w:p>
+    <w:p>
+      <w:pPr>
+        <w:spacing w:line="336" w:lineRule="auto" w:after="180"/>
+      </w:pPr>
+      <w:r>
+        <w:rPr>
+          <w:b w:val="0"/>
+        </w:rPr>
+        <w:t>Return to this week and explain what you changed.</w:t>
       </w:r>
     </w:p>
     <w:p>
@@ -4067,8 +7315,639 @@
       </w:r>
     </w:p>
     <w:p>
-      <w:r>
-        <w:t>Use Download completed work in the hosted lesson to export your answers, reflections, practice feedback and code-run evidence. Open the HTML copy to read or print it. Drafts stay in this browser when storage is available; clear drafts on a shared device.</w:t>
+      <w:pPr>
+        <w:spacing w:line="336" w:lineRule="auto" w:after="180"/>
+      </w:pPr>
+      <w:r>
+        <w:rPr>
+          <w:b w:val="0"/>
+        </w:rPr>
+        <w:t xml:space="preserve">Use Download completed work in the hosted lesson to export your answers, reflections, practice feedback and code-run </w:t>
+      </w:r>
+      <w:r>
+        <w:rPr>
+          <w:b/>
+        </w:rPr>
+        <w:t>evidence</w:t>
+      </w:r>
+      <w:r>
+        <w:rPr>
+          <w:b w:val="0"/>
+        </w:rPr>
+        <w:t>. Open the HTML copy to read or print it.</w:t>
+      </w:r>
+    </w:p>
+    <w:p>
+      <w:pPr>
+        <w:spacing w:line="336" w:lineRule="auto" w:after="180"/>
+      </w:pPr>
+      <w:r>
+        <w:rPr>
+          <w:b w:val="0"/>
+        </w:rPr>
+        <w:t>Drafts stay in this browser when storage is available; clear drafts on a shared device.</w:t>
+      </w:r>
+    </w:p>
+    <w:p>
+      <w:pPr>
+        <w:pStyle w:val="Heading1"/>
+      </w:pPr>
+      <w:r>
+        <w:t>18. Visual concept journey</w:t>
+      </w:r>
+    </w:p>
+    <w:p>
+      <w:r>
+        <w:t>Explain each Good Data, Bad Data graphic using its labels, deciding evidence and relevant limitation.</w:t>
+      </w:r>
+    </w:p>
+    <w:p>
+      <w:pPr>
+        <w:pStyle w:val="Heading3"/>
+      </w:pPr>
+      <w:r>
+        <w:t>01. Good Data, Bad Data: the case</w:t>
+      </w:r>
+    </w:p>
+    <w:p>
+      <w:r>
+        <w:drawing>
+          <wp:inline xmlns:a="http://schemas.openxmlformats.org/drawingml/2006/main" xmlns:pic="http://schemas.openxmlformats.org/drawingml/2006/picture">
+            <wp:extent cx="5486400" cy="2990088"/>
+            <wp:docPr id="22" name="Picture 22" descr="A fictional toy-car distance table needs cleaning before use. Supplied facts: Contract: unique run ID; whole distance 0–30 cm. Raw rows: A=0 cm, B=200 mm, C=blank, another A=0 cm. Source log confirms one A run and B’s original measurement of 200 mm; C has no measurement."/>
+            <wp:cNvGraphicFramePr>
+              <a:graphicFrameLocks noChangeAspect="1"/>
+            </wp:cNvGraphicFramePr>
+            <a:graphic>
+              <a:graphicData uri="http://schemas.openxmlformats.org/drawingml/2006/picture">
+                <pic:pic>
+                  <pic:nvPicPr>
+                    <pic:cNvPr id="0" name="academy-story-ai-1-21-01.png"/>
+                    <pic:cNvPicPr/>
+                  </pic:nvPicPr>
+                  <pic:blipFill>
+                    <a:blip r:embed="rId30"/>
+                    <a:stretch>
+                      <a:fillRect/>
+                    </a:stretch>
+                  </pic:blipFill>
+                  <pic:spPr>
+                    <a:xfrm>
+                      <a:off x="0" y="0"/>
+                      <a:ext cx="5486400" cy="2990088"/>
+                    </a:xfrm>
+                    <a:prstGeom prst="rect"/>
+                  </pic:spPr>
+                </pic:pic>
+              </a:graphicData>
+            </a:graphic>
+          </wp:inline>
+        </w:drawing>
+      </w:r>
+    </w:p>
+    <w:p>
+      <w:pPr>
+        <w:spacing w:line="336" w:lineRule="auto" w:after="180"/>
+      </w:pPr>
+      <w:r>
+        <w:rPr>
+          <w:b w:val="0"/>
+        </w:rPr>
+        <w:t>A fictional toy-car distance table needs cleaning before use. Supplied facts: Contract: unique run ID; whole distance 0–30 cm. Raw rows: A=0 cm, B=200 mm, C=blank, another A=0 cm.</w:t>
+      </w:r>
+    </w:p>
+    <w:p>
+      <w:pPr>
+        <w:spacing w:line="336" w:lineRule="auto" w:after="180"/>
+      </w:pPr>
+      <w:r>
+        <w:rPr>
+          <w:b w:val="0"/>
+        </w:rPr>
+        <w:t>Source log confirms one A run and B’s original measurement of 200 mm; C has no measurement.</w:t>
+      </w:r>
+    </w:p>
+    <w:p>
+      <w:pPr>
+        <w:spacing w:line="336" w:lineRule="auto" w:after="180"/>
+        <w:shd w:fill="F5F1FB"/>
+      </w:pPr>
+      <w:r>
+        <w:rPr>
+          <w:b w:val="0"/>
+        </w:rPr>
+        <w:t>Point to the given fact that matters most. Explain why it matters.</w:t>
+      </w:r>
+    </w:p>
+    <w:p>
+      <w:pPr>
+        <w:pStyle w:val="Heading3"/>
+      </w:pPr>
+      <w:r>
+        <w:t>02. Follow the deciding steps</w:t>
+      </w:r>
+    </w:p>
+    <w:p>
+      <w:r>
+        <w:drawing>
+          <wp:inline xmlns:a="http://schemas.openxmlformats.org/drawingml/2006/main" xmlns:pic="http://schemas.openxmlformats.org/drawingml/2006/picture">
+            <wp:extent cx="5486400" cy="4005072"/>
+            <wp:docPr id="23" name="Picture 23" descr="Validate rows: A’s zero is valid; B has wrong unit; C is missing; A is duplicated. → Evidence repair: 200 mm ÷10 =20 cm; source log supports retaining one A. → Keep unknown: C stays unresolved; do not replace it with 0. → Clean record: Usable unique rows: A=0 cm, B=20 cm; retain a separate change log."/>
+            <wp:cNvGraphicFramePr>
+              <a:graphicFrameLocks noChangeAspect="1"/>
+            </wp:cNvGraphicFramePr>
+            <a:graphic>
+              <a:graphicData uri="http://schemas.openxmlformats.org/drawingml/2006/picture">
+                <pic:pic>
+                  <pic:nvPicPr>
+                    <pic:cNvPr id="0" name="academy-story-ai-1-21-02.png"/>
+                    <pic:cNvPicPr/>
+                  </pic:nvPicPr>
+                  <pic:blipFill>
+                    <a:blip r:embed="rId31"/>
+                    <a:stretch>
+                      <a:fillRect/>
+                    </a:stretch>
+                  </pic:blipFill>
+                  <pic:spPr>
+                    <a:xfrm>
+                      <a:off x="0" y="0"/>
+                      <a:ext cx="5486400" cy="4005072"/>
+                    </a:xfrm>
+                    <a:prstGeom prst="rect"/>
+                  </pic:spPr>
+                </pic:pic>
+              </a:graphicData>
+            </a:graphic>
+          </wp:inline>
+        </w:drawing>
+      </w:r>
+    </w:p>
+    <w:p>
+      <w:pPr>
+        <w:spacing w:line="336" w:lineRule="auto" w:after="180"/>
+      </w:pPr>
+      <w:r>
+        <w:rPr>
+          <w:b w:val="0"/>
+        </w:rPr>
+        <w:t xml:space="preserve">Validate rows: A’s zero is valid; B has wrong unit; C is missing; A is </w:t>
+      </w:r>
+      <w:r>
+        <w:rPr>
+          <w:b/>
+        </w:rPr>
+        <w:t>duplicate</w:t>
+      </w:r>
+      <w:r>
+        <w:rPr>
+          <w:b w:val="0"/>
+        </w:rPr>
+        <w:t xml:space="preserve">d. → </w:t>
+      </w:r>
+      <w:r>
+        <w:rPr>
+          <w:b/>
+        </w:rPr>
+        <w:t>Evidence</w:t>
+      </w:r>
+      <w:r>
+        <w:rPr>
+          <w:b w:val="0"/>
+        </w:rPr>
+        <w:t xml:space="preserve"> repair: 200 mm ÷10 =20 cm; source log supports retaining one A. → Keep unknown: C stays unresolved; do not replace it with 0. → Clean record: Usable unique rows: A=0 cm, B=20 cm; retain a separate </w:t>
+      </w:r>
+      <w:r>
+        <w:rPr>
+          <w:b/>
+        </w:rPr>
+        <w:t>change log</w:t>
+      </w:r>
+      <w:r>
+        <w:rPr>
+          <w:b w:val="0"/>
+        </w:rPr>
+        <w:t>.</w:t>
+      </w:r>
+    </w:p>
+    <w:p>
+      <w:pPr>
+        <w:spacing w:line="336" w:lineRule="auto" w:after="180"/>
+        <w:shd w:fill="F5F1FB"/>
+      </w:pPr>
+      <w:r>
+        <w:rPr>
+          <w:b w:val="0"/>
+        </w:rPr>
+        <w:t xml:space="preserve">Point to each numbered stage and explain which recorded </w:t>
+      </w:r>
+      <w:r>
+        <w:rPr>
+          <w:b/>
+        </w:rPr>
+        <w:t>input</w:t>
+      </w:r>
+      <w:r>
+        <w:rPr>
+          <w:b w:val="0"/>
+        </w:rPr>
+        <w:t xml:space="preserve"> it uses.</w:t>
+      </w:r>
+    </w:p>
+    <w:p>
+      <w:pPr>
+        <w:pStyle w:val="Heading3"/>
+      </w:pPr>
+      <w:r>
+        <w:t>03. Preserve the original and explain each decision</w:t>
+      </w:r>
+    </w:p>
+    <w:p>
+      <w:r>
+        <w:drawing>
+          <wp:inline xmlns:a="http://schemas.openxmlformats.org/drawingml/2006/main" xmlns:pic="http://schemas.openxmlformats.org/drawingml/2006/picture">
+            <wp:extent cx="5486400" cy="2834640"/>
+            <wp:docPr id="24" name="Picture 24" descr="Preserve the original and explain each decision. T2 height 60 cm | Card C2 says 6 cm | Correct to 6; log C2. T3 travel blank | Card C3 also blank | Keep missing; flag. T4 travel 0 cm | Card C4 confirms zero | Keep measured zero"/>
+            <wp:cNvGraphicFramePr>
+              <a:graphicFrameLocks noChangeAspect="1"/>
+            </wp:cNvGraphicFramePr>
+            <a:graphic>
+              <a:graphicData uri="http://schemas.openxmlformats.org/drawingml/2006/picture">
+                <pic:pic>
+                  <pic:nvPicPr>
+                    <pic:cNvPr id="0" name="academy-story-ai-1-21-03.png"/>
+                    <pic:cNvPicPr/>
+                  </pic:nvPicPr>
+                  <pic:blipFill>
+                    <a:blip r:embed="rId32"/>
+                    <a:stretch>
+                      <a:fillRect/>
+                    </a:stretch>
+                  </pic:blipFill>
+                  <pic:spPr>
+                    <a:xfrm>
+                      <a:off x="0" y="0"/>
+                      <a:ext cx="5486400" cy="2834640"/>
+                    </a:xfrm>
+                    <a:prstGeom prst="rect"/>
+                  </pic:spPr>
+                </pic:pic>
+              </a:graphicData>
+            </a:graphic>
+          </wp:inline>
+        </w:drawing>
+      </w:r>
+    </w:p>
+    <w:p>
+      <w:pPr>
+        <w:spacing w:line="336" w:lineRule="auto" w:after="180"/>
+      </w:pPr>
+      <w:r>
+        <w:rPr>
+          <w:b w:val="0"/>
+        </w:rPr>
+        <w:t>Preserve the original and explain each decision. T2 height 60 cm | Card C2 says 6 cm | Correct to 6; log C2. T3 travel blank | Card C3 also blank | Keep missing; flag.</w:t>
+      </w:r>
+    </w:p>
+    <w:p>
+      <w:pPr>
+        <w:spacing w:line="336" w:lineRule="auto" w:after="180"/>
+      </w:pPr>
+      <w:r>
+        <w:rPr>
+          <w:b w:val="0"/>
+        </w:rPr>
+        <w:t>T4 travel 0 cm | Card C4 confirms zero | Keep measured zero</w:t>
+      </w:r>
+    </w:p>
+    <w:p>
+      <w:pPr>
+        <w:spacing w:line="336" w:lineRule="auto" w:after="180"/>
+        <w:shd w:fill="F5F1FB"/>
+      </w:pPr>
+      <w:r>
+        <w:rPr>
+          <w:b w:val="0"/>
+        </w:rPr>
+        <w:t>Read the labels and values. Explain the relationship the model shows.</w:t>
+      </w:r>
+    </w:p>
+    <w:p>
+      <w:pPr>
+        <w:pStyle w:val="Heading3"/>
+      </w:pPr>
+      <w:r>
+        <w:t>04. Change one thing. Trace what follows.</w:t>
+      </w:r>
+    </w:p>
+    <w:p>
+      <w:r>
+        <w:drawing>
+          <wp:inline xmlns:a="http://schemas.openxmlformats.org/drawingml/2006/main" xmlns:pic="http://schemas.openxmlformats.org/drawingml/2006/picture">
+            <wp:extent cx="5486400" cy="3026664"/>
+            <wp:docPr id="25" name="Picture 25" descr="Original case: Usable unique rows: A=0 cm, B=20 cm; retain a separate change log. Changed condition: The source log gives B only as bare 200 with no unit. Expected result: B remains unresolved rather than becoming 20 cm. Reason: Without a confirmed unit, division by 10 would be an unsupported assumption."/>
+            <wp:cNvGraphicFramePr>
+              <a:graphicFrameLocks noChangeAspect="1"/>
+            </wp:cNvGraphicFramePr>
+            <a:graphic>
+              <a:graphicData uri="http://schemas.openxmlformats.org/drawingml/2006/picture">
+                <pic:pic>
+                  <pic:nvPicPr>
+                    <pic:cNvPr id="0" name="academy-story-ai-1-21-04.png"/>
+                    <pic:cNvPicPr/>
+                  </pic:nvPicPr>
+                  <pic:blipFill>
+                    <a:blip r:embed="rId33"/>
+                    <a:stretch>
+                      <a:fillRect/>
+                    </a:stretch>
+                  </pic:blipFill>
+                  <pic:spPr>
+                    <a:xfrm>
+                      <a:off x="0" y="0"/>
+                      <a:ext cx="5486400" cy="3026664"/>
+                    </a:xfrm>
+                    <a:prstGeom prst="rect"/>
+                  </pic:spPr>
+                </pic:pic>
+              </a:graphicData>
+            </a:graphic>
+          </wp:inline>
+        </w:drawing>
+      </w:r>
+    </w:p>
+    <w:p>
+      <w:pPr>
+        <w:spacing w:line="336" w:lineRule="auto" w:after="180"/>
+      </w:pPr>
+      <w:r>
+        <w:rPr>
+          <w:b w:val="0"/>
+        </w:rPr>
+        <w:t xml:space="preserve">Original case: Usable unique rows: A=0 cm, B=20 cm; retain a separate </w:t>
+      </w:r>
+      <w:r>
+        <w:rPr>
+          <w:b/>
+        </w:rPr>
+        <w:t>change log</w:t>
+      </w:r>
+      <w:r>
+        <w:rPr>
+          <w:b w:val="0"/>
+        </w:rPr>
+        <w:t>. Changed condition: The source log gives B only as bare 200 with no unit. Expected result: B remains unresolved rather than becoming 20 cm.</w:t>
+      </w:r>
+    </w:p>
+    <w:p>
+      <w:pPr>
+        <w:spacing w:line="336" w:lineRule="auto" w:after="180"/>
+      </w:pPr>
+      <w:r>
+        <w:rPr>
+          <w:b w:val="0"/>
+        </w:rPr>
+        <w:t>Reason: Without a confirmed unit, division by 10 would be an unsupported assumption.</w:t>
+      </w:r>
+    </w:p>
+    <w:p>
+      <w:pPr>
+        <w:spacing w:line="336" w:lineRule="auto" w:after="180"/>
+        <w:shd w:fill="F5F1FB"/>
+      </w:pPr>
+      <w:r>
+        <w:rPr>
+          <w:b w:val="0"/>
+        </w:rPr>
+        <w:t>Predict before checking the worked changed-case result. Name what changed and what the supplied facts allow you to conclude.</w:t>
+      </w:r>
+    </w:p>
+    <w:p>
+      <w:pPr>
+        <w:pStyle w:val="Heading3"/>
+      </w:pPr>
+      <w:r>
+        <w:t>05. Connect the explanation to its limit</w:t>
+      </w:r>
+    </w:p>
+    <w:p>
+      <w:r>
+        <w:drawing>
+          <wp:inline xmlns:a="http://schemas.openxmlformats.org/drawingml/2006/main" xmlns:pic="http://schemas.openxmlformats.org/drawingml/2006/picture">
+            <wp:extent cx="5486400" cy="2834640"/>
+            <wp:docPr id="26" name="Picture 26" descr="Cleaning is not permission to make inconvenient values plausible. The source log supports a unit conversion and removal of a duplicate copy. Zero means a measured zero distance; blank means no supplied measurement. Keep the raw table and explain every change so someone can reconstruct what happened. Limit: A clean table can still contain measurement or labelling errors that these checks do not detect."/>
+            <wp:cNvGraphicFramePr>
+              <a:graphicFrameLocks noChangeAspect="1"/>
+            </wp:cNvGraphicFramePr>
+            <a:graphic>
+              <a:graphicData uri="http://schemas.openxmlformats.org/drawingml/2006/picture">
+                <pic:pic>
+                  <pic:nvPicPr>
+                    <pic:cNvPr id="0" name="academy-story-ai-1-21-05.png"/>
+                    <pic:cNvPicPr/>
+                  </pic:nvPicPr>
+                  <pic:blipFill>
+                    <a:blip r:embed="rId34"/>
+                    <a:stretch>
+                      <a:fillRect/>
+                    </a:stretch>
+                  </pic:blipFill>
+                  <pic:spPr>
+                    <a:xfrm>
+                      <a:off x="0" y="0"/>
+                      <a:ext cx="5486400" cy="2834640"/>
+                    </a:xfrm>
+                    <a:prstGeom prst="rect"/>
+                  </pic:spPr>
+                </pic:pic>
+              </a:graphicData>
+            </a:graphic>
+          </wp:inline>
+        </w:drawing>
+      </w:r>
+    </w:p>
+    <w:p>
+      <w:pPr>
+        <w:spacing w:line="336" w:lineRule="auto" w:after="180"/>
+      </w:pPr>
+      <w:r>
+        <w:rPr>
+          <w:b w:val="0"/>
+        </w:rPr>
+        <w:t xml:space="preserve">Cleaning is not permission to make inconvenient values plausible. The source log supports a unit conversion and removal of a </w:t>
+      </w:r>
+      <w:r>
+        <w:rPr>
+          <w:b/>
+        </w:rPr>
+        <w:t>duplicate</w:t>
+      </w:r>
+      <w:r>
+        <w:rPr>
+          <w:b w:val="0"/>
+        </w:rPr>
+        <w:t xml:space="preserve"> copy. Zero means a measured zero distance; blank means no supplied measurement.</w:t>
+      </w:r>
+    </w:p>
+    <w:p>
+      <w:pPr>
+        <w:spacing w:line="336" w:lineRule="auto" w:after="180"/>
+      </w:pPr>
+      <w:r>
+        <w:rPr>
+          <w:b w:val="0"/>
+        </w:rPr>
+        <w:t>Keep the raw table and explain every change so someone can reconstruct what happened. Limit: A clean table can still contain measurement or labelling errors that these checks do not detect.</w:t>
+      </w:r>
+    </w:p>
+    <w:p>
+      <w:pPr>
+        <w:spacing w:line="336" w:lineRule="auto" w:after="180"/>
+        <w:shd w:fill="F5F1FB"/>
+      </w:pPr>
+      <w:r>
+        <w:rPr>
+          <w:b w:val="0"/>
+        </w:rPr>
+        <w:t>Explain the case, then point to a limit on the claim.</w:t>
+      </w:r>
+    </w:p>
+    <w:p>
+      <w:pPr>
+        <w:pStyle w:val="Heading3"/>
+      </w:pPr>
+      <w:r>
+        <w:t>06. Make the idea visible in your project</w:t>
+      </w:r>
+    </w:p>
+    <w:p>
+      <w:r>
+        <w:drawing>
+          <wp:inline xmlns:a="http://schemas.openxmlformats.org/drawingml/2006/main" xmlns:pic="http://schemas.openxmlformats.org/drawingml/2006/picture">
+            <wp:extent cx="5486400" cy="3233928"/>
+            <wp:docPr id="27" name="Picture 27" descr="Keep raw sorter inputs, validated records and an evidence-linked repair log as different artifacts. Draw your input, deciding step, result and limit. Supported question: Which repairs are evidence-backed in the original case, and which row must remain unknown?"/>
+            <wp:cNvGraphicFramePr>
+              <a:graphicFrameLocks noChangeAspect="1"/>
+            </wp:cNvGraphicFramePr>
+            <a:graphic>
+              <a:graphicData uri="http://schemas.openxmlformats.org/drawingml/2006/picture">
+                <pic:pic>
+                  <pic:nvPicPr>
+                    <pic:cNvPr id="0" name="academy-story-ai-1-21-06.png"/>
+                    <pic:cNvPicPr/>
+                  </pic:nvPicPr>
+                  <pic:blipFill>
+                    <a:blip r:embed="rId35"/>
+                    <a:stretch>
+                      <a:fillRect/>
+                    </a:stretch>
+                  </pic:blipFill>
+                  <pic:spPr>
+                    <a:xfrm>
+                      <a:off x="0" y="0"/>
+                      <a:ext cx="5486400" cy="3233928"/>
+                    </a:xfrm>
+                    <a:prstGeom prst="rect"/>
+                  </pic:spPr>
+                </pic:pic>
+              </a:graphicData>
+            </a:graphic>
+          </wp:inline>
+        </w:drawing>
+      </w:r>
+    </w:p>
+    <w:p>
+      <w:pPr>
+        <w:spacing w:line="336" w:lineRule="auto" w:after="180"/>
+      </w:pPr>
+      <w:r>
+        <w:rPr>
+          <w:b w:val="0"/>
+        </w:rPr>
+        <w:t xml:space="preserve">Keep raw sorter </w:t>
+      </w:r>
+      <w:r>
+        <w:rPr>
+          <w:b/>
+        </w:rPr>
+        <w:t>input</w:t>
+      </w:r>
+      <w:r>
+        <w:rPr>
+          <w:b w:val="0"/>
+        </w:rPr>
+        <w:t xml:space="preserve">s, validated records and an </w:t>
+      </w:r>
+      <w:r>
+        <w:rPr>
+          <w:b/>
+        </w:rPr>
+        <w:t>evidence</w:t>
+      </w:r>
+      <w:r>
+        <w:rPr>
+          <w:b w:val="0"/>
+        </w:rPr>
+        <w:t xml:space="preserve">-linked repair log as different artifacts. Draw your </w:t>
+      </w:r>
+      <w:r>
+        <w:rPr>
+          <w:b/>
+        </w:rPr>
+        <w:t>input</w:t>
+      </w:r>
+      <w:r>
+        <w:rPr>
+          <w:b w:val="0"/>
+        </w:rPr>
+        <w:t>, deciding step, result and limit.</w:t>
+      </w:r>
+    </w:p>
+    <w:p>
+      <w:pPr>
+        <w:spacing w:line="336" w:lineRule="auto" w:after="180"/>
+      </w:pPr>
+      <w:r>
+        <w:rPr>
+          <w:b w:val="0"/>
+        </w:rPr>
+        <w:t xml:space="preserve">Supported question: Which repairs are </w:t>
+      </w:r>
+      <w:r>
+        <w:rPr>
+          <w:b/>
+        </w:rPr>
+        <w:t>evidence</w:t>
+      </w:r>
+      <w:r>
+        <w:rPr>
+          <w:b w:val="0"/>
+        </w:rPr>
+        <w:t>-backed in the original case, and which row must remain unknown?</w:t>
+      </w:r>
+    </w:p>
+    <w:p>
+      <w:pPr>
+        <w:spacing w:line="336" w:lineRule="auto" w:after="180"/>
+        <w:shd w:fill="F5F1FB"/>
+      </w:pPr>
+      <w:r>
+        <w:rPr>
+          <w:b w:val="0"/>
+        </w:rPr>
+        <w:t xml:space="preserve">Draw your project trace and justify the deciding step using </w:t>
+      </w:r>
+      <w:r>
+        <w:rPr>
+          <w:b/>
+        </w:rPr>
+        <w:t>evidence</w:t>
+      </w:r>
+      <w:r>
+        <w:rPr>
+          <w:b w:val="0"/>
+        </w:rPr>
+        <w:t>.</w:t>
       </w:r>
     </w:p>
     <w:sectPr>
